--- a/docs/개발팀_요청_홈페이지랭킹_20261018.docx
+++ b/docs/개발팀_요청_홈페이지랭킹_20261018.docx
@@ -6,9 +6,9 @@
       <w:pPr>
         <w:pStyle w:val="Heading1"/>
       </w:pPr>
-      <w:bookmarkStart w:id="9" w:name="_979ae1a23ed1aca6b666642ebe5e8351a40b2e9"/>
-      <w:r>
-        <w:t xml:space="preserve">[훈감각] 홈페이지 랭킹판 넣기 요청 (2026-10-18)</w:t>
+      <w:bookmarkStart w:id="9" w:name="_4fba8159cdbc50a59b6cbba8d422af55836a7a6"/>
+      <w:r>
+        <w:t xml:space="preserve">[훈감각] 홈페이지 랭킹판 넣기 · 선생님 결과지 연결 요청 (2026-10-18)</w:t>
       </w:r>
       <w:bookmarkEnd w:id="9"/>
     </w:p>
@@ -17,45 +17,51 @@
         <w:pStyle w:val="FirstParagraph"/>
       </w:pPr>
       <w:r>
-        <w:t xml:space="preserve">안녕하세요. 훈감각 어휘 훈련의</w:t>
-      </w:r>
-      <w:r>
-        <w:t xml:space="preserve"> </w:t>
-      </w:r>
+        <w:t xml:space="preserve">안녕하세요. 두 가지를 부탁드립니다.</w:t>
+      </w:r>
+    </w:p>
+    <w:p>
+      <w:pPr>
+        <w:pStyle w:val="Compact"/>
+        <w:numPr>
+          <w:ilvl w:val="0"/>
+          <w:numId w:val="1001"/>
+        </w:numPr>
+      </w:pPr>
       <w:r>
         <w:rPr>
           <w:b/>
           <w:bCs/>
         </w:rPr>
-        <w:t xml:space="preserve">랭킹판</w:t>
-      </w:r>
-      <w:r>
-        <w:t xml:space="preserve">을 학원 홈페이지(학생 로그인 화면)에 넣어 주셨으면 합니다.</w:t>
-      </w:r>
-      <w:r>
-        <w:t xml:space="preserve"> </w:t>
-      </w:r>
-      <w:r>
-        <w:t xml:space="preserve">랭킹판은 저희 쪽에서 만들어 운영하는 페이지라, 홈페이지에는</w:t>
-      </w:r>
-      <w:r>
-        <w:t xml:space="preserve"> </w:t>
-      </w:r>
+        <w:t xml:space="preserve">A. 랭킹판</w:t>
+      </w:r>
+      <w:r>
+        <w:t xml:space="preserve"> </w:t>
+      </w:r>
+      <w:r>
+        <w:t xml:space="preserve">— 학원 홈페이지(학생 로그인 화면)에 넣기 (1~5번)</w:t>
+      </w:r>
+    </w:p>
+    <w:p>
+      <w:pPr>
+        <w:pStyle w:val="Compact"/>
+        <w:numPr>
+          <w:ilvl w:val="0"/>
+          <w:numId w:val="1001"/>
+        </w:numPr>
+      </w:pPr>
       <w:r>
         <w:rPr>
           <w:b/>
           <w:bCs/>
         </w:rPr>
-        <w:t xml:space="preserve">주소 한 줄</w:t>
-      </w:r>
-      <w:r>
-        <w:t xml:space="preserve">(iframe)만 넣어 주시면 됩니다.</w:t>
-      </w:r>
-      <w:r>
-        <w:t xml:space="preserve"> </w:t>
-      </w:r>
-      <w:r>
-        <w:t xml:space="preserve">내용·디자인을 고칠 때도 홈페이지는 다시 손대지 않아도 됩니다.</w:t>
+        <w:t xml:space="preserve">B. 선생님 결과지</w:t>
+      </w:r>
+      <w:r>
+        <w:t xml:space="preserve"> </w:t>
+      </w:r>
+      <w:r>
+        <w:t xml:space="preserve">— 학원 관리 화면에서 선생님이 학생의 훈련결과를 열 수 있게 연결 (6~9번)</w:t>
       </w:r>
     </w:p>
     <w:p>
@@ -69,11 +75,74 @@
       <w:pPr>
         <w:pStyle w:val="Heading2"/>
       </w:pPr>
-      <w:bookmarkStart w:id="10" w:name="_882fd39b5b02e02b86111946512dfe94766d12b"/>
+      <w:bookmarkStart w:id="10" w:name="_413ff17db13a473a2e8bc3af078186fa3ef6611"/>
+      <w:r>
+        <w:t xml:space="preserve">A. 랭킹판</w:t>
+      </w:r>
+      <w:bookmarkEnd w:id="10"/>
+    </w:p>
+    <w:p>
+      <w:pPr>
+        <w:pStyle w:val="FirstParagraph"/>
+      </w:pPr>
+      <w:r>
+        <w:t xml:space="preserve">훈감각 어휘 훈련의</w:t>
+      </w:r>
+      <w:r>
+        <w:t xml:space="preserve"> </w:t>
+      </w:r>
+      <w:r>
+        <w:rPr>
+          <w:b/>
+          <w:bCs/>
+        </w:rPr>
+        <w:t xml:space="preserve">랭킹판</w:t>
+      </w:r>
+      <w:r>
+        <w:t xml:space="preserve">을 학원 홈페이지(학생 로그인 화면)에 넣어 주셨으면 합니다.</w:t>
+      </w:r>
+      <w:r>
+        <w:t xml:space="preserve"> </w:t>
+      </w:r>
+      <w:r>
+        <w:t xml:space="preserve">랭킹판은 저희 쪽에서 만들어 운영하는 페이지라, 홈페이지에는</w:t>
+      </w:r>
+      <w:r>
+        <w:t xml:space="preserve"> </w:t>
+      </w:r>
+      <w:r>
+        <w:rPr>
+          <w:b/>
+          <w:bCs/>
+        </w:rPr>
+        <w:t xml:space="preserve">주소 한 줄</w:t>
+      </w:r>
+      <w:r>
+        <w:t xml:space="preserve">(iframe)만 넣어 주시면 됩니다.</w:t>
+      </w:r>
+      <w:r>
+        <w:t xml:space="preserve"> </w:t>
+      </w:r>
+      <w:r>
+        <w:t xml:space="preserve">내용·디자인을 고칠 때도 홈페이지는 다시 손대지 않아도 됩니다.</w:t>
+      </w:r>
+    </w:p>
+    <w:p>
+      <w:r>
+        <w:pict>
+          <v:rect style="width:0;height:1.5pt" o:hralign="center" o:hrstd="t" o:hr="t"/>
+        </w:pict>
+      </w:r>
+    </w:p>
+    <w:p>
+      <w:pPr>
+        <w:pStyle w:val="Heading2"/>
+      </w:pPr>
+      <w:bookmarkStart w:id="11" w:name="_78af6d1b323550056351b632a64bc359bad8e13"/>
       <w:r>
         <w:t xml:space="preserve">1. 넣을 주소</w:t>
       </w:r>
-      <w:bookmarkEnd w:id="10"/>
+      <w:bookmarkEnd w:id="11"/>
     </w:p>
     <w:p>
       <w:pPr>
@@ -89,7 +158,8 @@
     <w:tbl>
       <w:tblPr>
         <w:tblStyle w:val="Table"/>
-        <w:tblW w:type="auto" w:w="0"/>
+        <w:tblW w:type="pct" w:w="5000"/>
+        <w:tblLayout w:type="fixed"/>
         <w:tblLook w:firstRow="1" w:lastRow="0" w:firstColumn="0" w:lastColumn="0" w:noHBand="0" w:noVBand="0" w:val="0020"/>
       </w:tblPr>
       <w:tblGrid>
@@ -180,7 +250,13 @@
               <w:pStyle w:val="Compact"/>
             </w:pPr>
             <w:r>
-              <w:t xml:space="preserve">'우리학원' 보기 버튼이 꺼짐</w:t>
+              <w:t xml:space="preserve">‘우리학원’</w:t>
+            </w:r>
+            <w:r>
+              <w:t xml:space="preserve"> </w:t>
+            </w:r>
+            <w:r>
+              <w:t xml:space="preserve">보기 버튼이 꺼짐</w:t>
             </w:r>
           </w:p>
         </w:tc>
@@ -236,7 +312,7 @@
               <w:pStyle w:val="Compact"/>
             </w:pPr>
             <w:r>
-              <w:t xml:space="preserve">'전체'로 열림 (화면에서 바꿀 수 있음)</w:t>
+              <w:t xml:space="preserve">’전체’로 열림 (화면에서 바꿀 수 있음)</w:t>
             </w:r>
           </w:p>
         </w:tc>
@@ -283,7 +359,13 @@
               <w:pStyle w:val="Compact"/>
             </w:pPr>
             <w:r>
-              <w:t xml:space="preserve">'나' 표시·내 순위가 안 나옴</w:t>
+              <w:t xml:space="preserve">‘나’</w:t>
+            </w:r>
+            <w:r>
+              <w:t xml:space="preserve"> </w:t>
+            </w:r>
+            <w:r>
+              <w:t xml:space="preserve">표시·내 순위가 안 나옴</w:t>
             </w:r>
           </w:p>
         </w:tc>
@@ -342,7 +424,7 @@
         <w:pStyle w:val="Compact"/>
         <w:numPr>
           <w:ilvl w:val="0"/>
-          <w:numId w:val="1001"/>
+          <w:numId w:val="1002"/>
         </w:numPr>
       </w:pPr>
       <w:r>
@@ -362,80 +444,6 @@
       </w:r>
       <w:r>
         <w:t xml:space="preserve">로 같은 방식입니다.</w:t>
-      </w:r>
-    </w:p>
-    <w:p>
-      <w:pPr>
-        <w:pStyle w:val="Compact"/>
-        <w:numPr>
-          <w:ilvl w:val="0"/>
-          <w:numId w:val="1001"/>
-        </w:numPr>
-      </w:pPr>
-      <w:r>
-        <w:t xml:space="preserve">예)</w:t>
-      </w:r>
-      <w:r>
-        <w:t xml:space="preserve"> </w:t>
-      </w:r>
-      <w:r>
-        <w:rPr>
-          <w:rStyle w:val="VerbatimChar"/>
-        </w:rPr>
-        <w:t xml:space="preserve">https://word.sfcenter.co.kr/ranking.html?academy=1904&amp;level=초등&amp;me=88660&amp;st=0d5c...</w:t>
-      </w:r>
-    </w:p>
-    <w:p>
-      <w:pPr>
-        <w:pStyle w:val="Heading2"/>
-      </w:pPr>
-      <w:bookmarkStart w:id="11" w:name="_fca0802f9c4ce2f94a15d0eca08b7640d9a4146"/>
-      <w:r>
-        <w:t xml:space="preserve">2. 입장권(st) — 새로 부탁드리는 부분</w:t>
-      </w:r>
-      <w:bookmarkEnd w:id="11"/>
-    </w:p>
-    <w:p>
-      <w:pPr>
-        <w:pStyle w:val="FirstParagraph"/>
-      </w:pPr>
-      <w:r>
-        <w:t xml:space="preserve">랭킹판은</w:t>
-      </w:r>
-      <w:r>
-        <w:t xml:space="preserve"> </w:t>
-      </w:r>
-      <w:r>
-        <w:rPr>
-          <w:b/>
-          <w:bCs/>
-        </w:rPr>
-        <w:t xml:space="preserve">본인 이름만 전체로</w:t>
-      </w:r>
-      <w:r>
-        <w:t xml:space="preserve">, 다른 친구 이름은 가운데를 가려서(홍*동) 보여 줍니다.</w:t>
-      </w:r>
-      <w:r>
-        <w:t xml:space="preserve"> </w:t>
-      </w:r>
-      <w:r>
-        <w:t xml:space="preserve">주소의 회원번호만 바꿔서 남의 실명을 볼 수 없도록,</w:t>
-      </w:r>
-      <w:r>
-        <w:t xml:space="preserve"> </w:t>
-      </w:r>
-      <w:r>
-        <w:rPr>
-          <w:b/>
-          <w:bCs/>
-        </w:rPr>
-        <w:t xml:space="preserve">본인 확인은 입장권으로</w:t>
-      </w:r>
-      <w:r>
-        <w:t xml:space="preserve"> </w:t>
-      </w:r>
-      <w:r>
-        <w:t xml:space="preserve">합니다.</w:t>
       </w:r>
     </w:p>
     <w:p>
@@ -447,6 +455,80 @@
         </w:numPr>
       </w:pPr>
       <w:r>
+        <w:t xml:space="preserve">예)</w:t>
+      </w:r>
+      <w:r>
+        <w:t xml:space="preserve"> </w:t>
+      </w:r>
+      <w:r>
+        <w:rPr>
+          <w:rStyle w:val="VerbatimChar"/>
+        </w:rPr>
+        <w:t xml:space="preserve">https://word.sfcenter.co.kr/ranking.html?academy=1904&amp;level=초등&amp;me=88660&amp;st=0d5c...</w:t>
+      </w:r>
+    </w:p>
+    <w:p>
+      <w:pPr>
+        <w:pStyle w:val="Heading2"/>
+      </w:pPr>
+      <w:bookmarkStart w:id="12" w:name="_18b62621356814449812032ae962b84b7e57584"/>
+      <w:r>
+        <w:t xml:space="preserve">2. 입장권(st) — 새로 부탁드리는 부분</w:t>
+      </w:r>
+      <w:bookmarkEnd w:id="12"/>
+    </w:p>
+    <w:p>
+      <w:pPr>
+        <w:pStyle w:val="FirstParagraph"/>
+      </w:pPr>
+      <w:r>
+        <w:t xml:space="preserve">랭킹판은</w:t>
+      </w:r>
+      <w:r>
+        <w:t xml:space="preserve"> </w:t>
+      </w:r>
+      <w:r>
+        <w:rPr>
+          <w:b/>
+          <w:bCs/>
+        </w:rPr>
+        <w:t xml:space="preserve">본인 이름만 전체로</w:t>
+      </w:r>
+      <w:r>
+        <w:t xml:space="preserve">, 다른 친구 이름은 가운데를 가려서(홍*동) 보여 줍니다.</w:t>
+      </w:r>
+      <w:r>
+        <w:t xml:space="preserve"> </w:t>
+      </w:r>
+      <w:r>
+        <w:t xml:space="preserve">주소의 회원번호만 바꿔서 남의 실명을 볼 수 없도록,</w:t>
+      </w:r>
+      <w:r>
+        <w:t xml:space="preserve"> </w:t>
+      </w:r>
+      <w:r>
+        <w:rPr>
+          <w:b/>
+          <w:bCs/>
+        </w:rPr>
+        <w:t xml:space="preserve">본인 확인은 입장권으로</w:t>
+      </w:r>
+      <w:r>
+        <w:t xml:space="preserve"> </w:t>
+      </w:r>
+      <w:r>
+        <w:t xml:space="preserve">합니다.</w:t>
+      </w:r>
+    </w:p>
+    <w:p>
+      <w:pPr>
+        <w:pStyle w:val="FirstParagraph"/>
+        <w:numPr>
+          <w:ilvl w:val="0"/>
+          <w:numId w:val="1003"/>
+        </w:numPr>
+      </w:pPr>
+      <w:r>
         <w:t xml:space="preserve">입장권 = 학생이 훈련에 들어갈 때</w:t>
       </w:r>
       <w:r>
@@ -531,249 +613,227 @@
     </w:p>
     <w:p>
       <w:pPr>
-        <w:pStyle w:val="Compact"/>
-        <w:numPr>
-          <w:ilvl w:val="0"/>
-          <w:numId w:val="1002"/>
-        </w:numPr>
-      </w:pPr>
-      <w:r>
-        <w:t xml:space="preserve">학생별로</w:t>
-      </w:r>
-      <w:r>
-        <w:t xml:space="preserve"> </w:t>
-      </w:r>
-      <w:r>
-        <w:rPr>
-          <w:b/>
-          <w:bCs/>
-        </w:rPr>
-        <w:t xml:space="preserve">가장 최근 입장권</w:t>
-      </w:r>
-      <w:r>
-        <w:t xml:space="preserve">을 기억해 두셨다가 랭킹 주소에 붙여 주세요.</w:t>
-      </w:r>
-    </w:p>
-    <w:p>
-      <w:pPr>
-        <w:pStyle w:val="Compact"/>
-        <w:numPr>
-          <w:ilvl w:val="0"/>
-          <w:numId w:val="1002"/>
-        </w:numPr>
-      </w:pPr>
-      <w:r>
-        <w:t xml:space="preserve">입장권은</w:t>
-      </w:r>
-      <w:r>
-        <w:t xml:space="preserve"> </w:t>
-      </w:r>
-      <w:r>
-        <w:rPr>
-          <w:b/>
-          <w:bCs/>
-        </w:rPr>
-        <w:t xml:space="preserve">훈련에 들어간 뒤 하루 동안</w:t>
-      </w:r>
-      <w:r>
-        <w:t xml:space="preserve"> </w:t>
-      </w:r>
-      <w:r>
-        <w:t xml:space="preserve">이름 확인에 쓰입니다. 하루가 지났거나 없으면</w:t>
-      </w:r>
-      <w:r>
-        <w:t xml:space="preserve"> </w:t>
-      </w:r>
-      <w:r>
-        <w:rPr>
-          <w:rStyle w:val="VerbatimChar"/>
-        </w:rPr>
-        <w:t xml:space="preserve">st</w:t>
-      </w:r>
-      <w:r>
-        <w:t xml:space="preserve">를 빼 주셔도 됩니다.</w:t>
-      </w:r>
-      <w:r>
-        <w:t xml:space="preserve"> </w:t>
-      </w:r>
-      <w:r>
-        <w:t xml:space="preserve">(그럴 때는 랭킹은 그대로 보이고, 내 이름만 가려진 채 '(나)' 표시가 붙습니다.)</w:t>
-      </w:r>
-    </w:p>
-    <w:p>
-      <w:pPr>
-        <w:pStyle w:val="Heading2"/>
-      </w:pPr>
-      <w:bookmarkStart w:id="12" w:name="_c9dc5e8c79fbc13fbc55b63a4699dd98875733f"/>
-      <w:r>
-        <w:t xml:space="preserve">3. 넣는 방법 (예시)</w:t>
-      </w:r>
-      <w:bookmarkEnd w:id="12"/>
-    </w:p>
-    <w:p>
-      <w:pPr>
-        <w:pStyle w:val="SourceCode"/>
-      </w:pPr>
-      <w:r>
-        <w:rPr>
-          <w:rStyle w:val="DataTypeTok"/>
-        </w:rPr>
-        <w:t xml:space="preserve">&lt;</w:t>
-      </w:r>
-      <w:r>
-        <w:rPr>
-          <w:rStyle w:val="KeywordTok"/>
-        </w:rPr>
-        <w:t xml:space="preserve">iframe</w:t>
-      </w:r>
-      <w:r>
-        <w:rPr>
-          <w:rStyle w:val="OtherTok"/>
-        </w:rPr>
-        <w:t xml:space="preserve"> src</w:t>
-      </w:r>
-      <w:r>
-        <w:rPr>
-          <w:rStyle w:val="OperatorTok"/>
-        </w:rPr>
-        <w:t xml:space="preserve">=</w:t>
-      </w:r>
-      <w:r>
-        <w:rPr>
-          <w:rStyle w:val="StringTok"/>
-        </w:rPr>
-        <w:t xml:space="preserve">"https://word.sfcenter.co.kr/ranking.html?academy=1904</w:t>
-      </w:r>
-      <w:r>
-        <w:rPr>
-          <w:rStyle w:val="ErrorTok"/>
-        </w:rPr>
-        <w:t xml:space="preserve">&amp;</w:t>
-      </w:r>
-      <w:r>
-        <w:rPr>
-          <w:rStyle w:val="StringTok"/>
-        </w:rPr>
-        <w:t xml:space="preserve">level=초등</w:t>
-      </w:r>
-      <w:r>
-        <w:rPr>
-          <w:rStyle w:val="ErrorTok"/>
-        </w:rPr>
-        <w:t xml:space="preserve">&amp;</w:t>
-      </w:r>
-      <w:r>
-        <w:rPr>
-          <w:rStyle w:val="StringTok"/>
-        </w:rPr>
-        <w:t xml:space="preserve">me=88660</w:t>
-      </w:r>
-      <w:r>
-        <w:rPr>
-          <w:rStyle w:val="ErrorTok"/>
-        </w:rPr>
-        <w:t xml:space="preserve">&amp;</w:t>
-      </w:r>
-      <w:r>
-        <w:rPr>
-          <w:rStyle w:val="StringTok"/>
-        </w:rPr>
-        <w:t xml:space="preserve">st=0d5c..."</w:t>
-      </w:r>
-      <w:r>
-        <w:br/>
-      </w:r>
-      <w:r>
-        <w:rPr>
-          <w:rStyle w:val="OtherTok"/>
-        </w:rPr>
-        <w:t xml:space="preserve">        style</w:t>
-      </w:r>
-      <w:r>
-        <w:rPr>
-          <w:rStyle w:val="OperatorTok"/>
-        </w:rPr>
-        <w:t xml:space="preserve">=</w:t>
-      </w:r>
-      <w:r>
-        <w:rPr>
-          <w:rStyle w:val="StringTok"/>
-        </w:rPr>
-        <w:t xml:space="preserve">"width:100%; max-width:960px; height:900px; border:0;"</w:t>
-      </w:r>
-      <w:r>
-        <w:br/>
-      </w:r>
-      <w:r>
-        <w:rPr>
-          <w:rStyle w:val="OtherTok"/>
-        </w:rPr>
-        <w:t xml:space="preserve">        title</w:t>
-      </w:r>
-      <w:r>
-        <w:rPr>
-          <w:rStyle w:val="OperatorTok"/>
-        </w:rPr>
-        <w:t xml:space="preserve">=</w:t>
-      </w:r>
-      <w:r>
-        <w:rPr>
-          <w:rStyle w:val="StringTok"/>
-        </w:rPr>
-        <w:t xml:space="preserve">"훈감각 어휘 랭킹"</w:t>
-      </w:r>
-      <w:r>
-        <w:rPr>
-          <w:rStyle w:val="DataTypeTok"/>
-        </w:rPr>
-        <w:t xml:space="preserve">&gt;&lt;/</w:t>
-      </w:r>
-      <w:r>
-        <w:rPr>
-          <w:rStyle w:val="KeywordTok"/>
-        </w:rPr>
-        <w:t xml:space="preserve">iframe</w:t>
-      </w:r>
-      <w:r>
-        <w:rPr>
-          <w:rStyle w:val="DataTypeTok"/>
-        </w:rPr>
-        <w:t xml:space="preserve">&gt;</w:t>
-      </w:r>
-    </w:p>
-    <w:p>
-      <w:pPr>
-        <w:pStyle w:val="Compact"/>
+        <w:pStyle w:val="FirstParagraph"/>
         <w:numPr>
           <w:ilvl w:val="0"/>
           <w:numId w:val="1003"/>
         </w:numPr>
       </w:pPr>
       <w:r>
-        <w:t xml:space="preserve">너비는 화면에 맞춰 늘어나고 줄어듭니다. 휴대폰 화면에서는 두 판이 위아래로 쌓입니다.</w:t>
-      </w:r>
-    </w:p>
-    <w:p>
-      <w:pPr>
-        <w:pStyle w:val="Compact"/>
+        <w:t xml:space="preserve">학생별로</w:t>
+      </w:r>
+      <w:r>
+        <w:t xml:space="preserve"> </w:t>
+      </w:r>
+      <w:r>
+        <w:rPr>
+          <w:b/>
+          <w:bCs/>
+        </w:rPr>
+        <w:t xml:space="preserve">가장 최근 입장권</w:t>
+      </w:r>
+      <w:r>
+        <w:t xml:space="preserve">을 기억해 두셨다가 랭킹 주소에 붙여 주세요.</w:t>
+      </w:r>
+    </w:p>
+    <w:p>
+      <w:pPr>
+        <w:pStyle w:val="FirstParagraph"/>
         <w:numPr>
           <w:ilvl w:val="0"/>
           <w:numId w:val="1003"/>
         </w:numPr>
       </w:pPr>
       <w:r>
-        <w:t xml:space="preserve">높이는 900px 정도면 충분합니다(안에서 스크롤됨). 새 창 링크로 여셔도 됩니다.</w:t>
+        <w:t xml:space="preserve">입장권은</w:t>
+      </w:r>
+      <w:r>
+        <w:t xml:space="preserve"> </w:t>
+      </w:r>
+      <w:r>
+        <w:rPr>
+          <w:b/>
+          <w:bCs/>
+        </w:rPr>
+        <w:t xml:space="preserve">훈련에 들어간 뒤 하루 동안</w:t>
+      </w:r>
+      <w:r>
+        <w:t xml:space="preserve"> </w:t>
+      </w:r>
+      <w:r>
+        <w:t xml:space="preserve">이름 확인에 쓰입니다. 하루가 지났거나 없으면</w:t>
+      </w:r>
+      <w:r>
+        <w:t xml:space="preserve"> </w:t>
+      </w:r>
+      <w:r>
+        <w:rPr>
+          <w:rStyle w:val="VerbatimChar"/>
+        </w:rPr>
+        <w:t xml:space="preserve">st</w:t>
+      </w:r>
+      <w:r>
+        <w:t xml:space="preserve">를 빼 주셔도 됩니다.</w:t>
+      </w:r>
+      <w:r>
+        <w:t xml:space="preserve"> </w:t>
+      </w:r>
+      <w:r>
+        <w:t xml:space="preserve">(그럴 때는 랭킹은 그대로 보이고, 내 이름만 가려진 채</w:t>
+      </w:r>
+      <w:r>
+        <w:t xml:space="preserve"> </w:t>
+      </w:r>
+      <w:r>
+        <w:t xml:space="preserve">‘(나)’</w:t>
+      </w:r>
+      <w:r>
+        <w:t xml:space="preserve"> </w:t>
+      </w:r>
+      <w:r>
+        <w:t xml:space="preserve">표시가 붙습니다.)</w:t>
       </w:r>
     </w:p>
     <w:p>
       <w:pPr>
         <w:pStyle w:val="Heading2"/>
       </w:pPr>
-      <w:bookmarkStart w:id="13" w:name="_47e2eea1b23902b11c1756534d0f2412cd897d8"/>
-      <w:r>
-        <w:t xml:space="preserve">4. 화면 구성 (참고)</w:t>
+      <w:bookmarkStart w:id="13" w:name="_b228a96fa5e47d620e8cb2df940cbc508f5816d"/>
+      <w:r>
+        <w:t xml:space="preserve">3. 넣는 방법 (예시)</w:t>
       </w:r>
       <w:bookmarkEnd w:id="13"/>
+    </w:p>
+    <w:p>
+      <w:pPr>
+        <w:pStyle w:val="SourceCode"/>
+      </w:pPr>
+      <w:r>
+        <w:rPr>
+          <w:rStyle w:val="DataTypeTok"/>
+        </w:rPr>
+        <w:t xml:space="preserve">&lt;</w:t>
+      </w:r>
+      <w:r>
+        <w:rPr>
+          <w:rStyle w:val="KeywordTok"/>
+        </w:rPr>
+        <w:t xml:space="preserve">iframe</w:t>
+      </w:r>
+      <w:r>
+        <w:rPr>
+          <w:rStyle w:val="OtherTok"/>
+        </w:rPr>
+        <w:t xml:space="preserve"> src</w:t>
+      </w:r>
+      <w:r>
+        <w:rPr>
+          <w:rStyle w:val="OperatorTok"/>
+        </w:rPr>
+        <w:t xml:space="preserve">=</w:t>
+      </w:r>
+      <w:r>
+        <w:rPr>
+          <w:rStyle w:val="StringTok"/>
+        </w:rPr>
+        <w:t xml:space="preserve">"https://word.sfcenter.co.kr/ranking.html?academy=1904</w:t>
+      </w:r>
+      <w:r>
+        <w:rPr>
+          <w:rStyle w:val="ErrorTok"/>
+        </w:rPr>
+        <w:t xml:space="preserve">&amp;</w:t>
+      </w:r>
+      <w:r>
+        <w:rPr>
+          <w:rStyle w:val="StringTok"/>
+        </w:rPr>
+        <w:t xml:space="preserve">level=초등</w:t>
+      </w:r>
+      <w:r>
+        <w:rPr>
+          <w:rStyle w:val="ErrorTok"/>
+        </w:rPr>
+        <w:t xml:space="preserve">&amp;</w:t>
+      </w:r>
+      <w:r>
+        <w:rPr>
+          <w:rStyle w:val="StringTok"/>
+        </w:rPr>
+        <w:t xml:space="preserve">me=88660</w:t>
+      </w:r>
+      <w:r>
+        <w:rPr>
+          <w:rStyle w:val="ErrorTok"/>
+        </w:rPr>
+        <w:t xml:space="preserve">&amp;</w:t>
+      </w:r>
+      <w:r>
+        <w:rPr>
+          <w:rStyle w:val="StringTok"/>
+        </w:rPr>
+        <w:t xml:space="preserve">st=0d5c..."</w:t>
+      </w:r>
+      <w:r>
+        <w:br/>
+      </w:r>
+      <w:r>
+        <w:rPr>
+          <w:rStyle w:val="OtherTok"/>
+        </w:rPr>
+        <w:t xml:space="preserve">        style</w:t>
+      </w:r>
+      <w:r>
+        <w:rPr>
+          <w:rStyle w:val="OperatorTok"/>
+        </w:rPr>
+        <w:t xml:space="preserve">=</w:t>
+      </w:r>
+      <w:r>
+        <w:rPr>
+          <w:rStyle w:val="StringTok"/>
+        </w:rPr>
+        <w:t xml:space="preserve">"width:100%; max-width:960px; height:900px; border:0;"</w:t>
+      </w:r>
+      <w:r>
+        <w:br/>
+      </w:r>
+      <w:r>
+        <w:rPr>
+          <w:rStyle w:val="OtherTok"/>
+        </w:rPr>
+        <w:t xml:space="preserve">        title</w:t>
+      </w:r>
+      <w:r>
+        <w:rPr>
+          <w:rStyle w:val="OperatorTok"/>
+        </w:rPr>
+        <w:t xml:space="preserve">=</w:t>
+      </w:r>
+      <w:r>
+        <w:rPr>
+          <w:rStyle w:val="StringTok"/>
+        </w:rPr>
+        <w:t xml:space="preserve">"훈감각 어휘 랭킹"</w:t>
+      </w:r>
+      <w:r>
+        <w:rPr>
+          <w:rStyle w:val="DataTypeTok"/>
+        </w:rPr>
+        <w:t xml:space="preserve">&gt;&lt;/</w:t>
+      </w:r>
+      <w:r>
+        <w:rPr>
+          <w:rStyle w:val="KeywordTok"/>
+        </w:rPr>
+        <w:t xml:space="preserve">iframe</w:t>
+      </w:r>
+      <w:r>
+        <w:rPr>
+          <w:rStyle w:val="DataTypeTok"/>
+        </w:rPr>
+        <w:t xml:space="preserve">&gt;</w:t>
+      </w:r>
     </w:p>
     <w:p>
       <w:pPr>
@@ -784,14 +844,7 @@
         </w:numPr>
       </w:pPr>
       <w:r>
-        <w:rPr>
-          <w:b/>
-          <w:bCs/>
-        </w:rPr>
-        <w:t xml:space="preserve">오늘의 랭킹</w:t>
-      </w:r>
-      <w:r>
-        <w:t xml:space="preserve">: 오늘 새로 익힌 어휘 수 순위 (학생마다 '생물 9 · 역사 3'처럼 영역 내역)</w:t>
+        <w:t xml:space="preserve">너비는 화면에 맞춰 늘어나고 줄어듭니다. 휴대폰 화면에서는 두 판이 위아래로 쌓입니다.</w:t>
       </w:r>
     </w:p>
     <w:p>
@@ -803,17 +856,70 @@
         </w:numPr>
       </w:pPr>
       <w:r>
+        <w:t xml:space="preserve">높이는 900px 정도면 충분합니다(안에서 스크롤됨). 새 창 링크로 여셔도 됩니다.</w:t>
+      </w:r>
+    </w:p>
+    <w:p>
+      <w:pPr>
+        <w:pStyle w:val="Heading2"/>
+      </w:pPr>
+      <w:bookmarkStart w:id="14" w:name="_ec771aa21c0193357805cd197951691fd345d71"/>
+      <w:r>
+        <w:t xml:space="preserve">4. 화면 구성 (참고)</w:t>
+      </w:r>
+      <w:bookmarkEnd w:id="14"/>
+    </w:p>
+    <w:p>
+      <w:pPr>
+        <w:pStyle w:val="Compact"/>
+        <w:numPr>
+          <w:ilvl w:val="0"/>
+          <w:numId w:val="1005"/>
+        </w:numPr>
+      </w:pPr>
+      <w:r>
         <w:rPr>
           <w:b/>
           <w:bCs/>
         </w:rPr>
+        <w:t xml:space="preserve">오늘의 랭킹</w:t>
+      </w:r>
+      <w:r>
+        <w:t xml:space="preserve">: 오늘 새로 익힌 어휘 수 순위 (학생마다 ’생물 9 · 역사 3’처럼 영역 내역)</w:t>
+      </w:r>
+    </w:p>
+    <w:p>
+      <w:pPr>
+        <w:pStyle w:val="Compact"/>
+        <w:numPr>
+          <w:ilvl w:val="0"/>
+          <w:numId w:val="1005"/>
+        </w:numPr>
+      </w:pPr>
+      <w:r>
+        <w:rPr>
+          <w:b/>
+          <w:bCs/>
+        </w:rPr>
         <w:t xml:space="preserve">명예의 전당 👑</w:t>
       </w:r>
       <w:r>
         <w:t xml:space="preserve"> </w:t>
       </w:r>
       <w:r>
-        <w:t xml:space="preserve">(영역별): 'N회차까지 누적 만점자' — 1회차부터 빠짐없이 모든 어휘를 모은 학생, 최근 달성 순</w:t>
+        <w:t xml:space="preserve">(영역별):</w:t>
+      </w:r>
+      <w:r>
+        <w:t xml:space="preserve"> </w:t>
+      </w:r>
+      <w:r>
+        <w:t xml:space="preserve">‘N회차까지 누적 만점자’</w:t>
+      </w:r>
+      <w:r>
+        <w:t xml:space="preserve"> </w:t>
+      </w:r>
+      <w:r>
+        <w:t xml:space="preserve">— 1회차부터 빠짐없이 모든 어휘를 모은 학생, 최근 달성 순</w:t>
       </w:r>
     </w:p>
     <w:p>
@@ -821,7 +927,7 @@
         <w:pStyle w:val="Compact"/>
         <w:numPr>
           <w:ilvl w:val="1"/>
-          <w:numId w:val="1005"/>
+          <w:numId w:val="1006"/>
         </w:numPr>
       </w:pPr>
       <w:r>
@@ -833,7 +939,7 @@
         <w:pStyle w:val="Compact"/>
         <w:numPr>
           <w:ilvl w:val="0"/>
-          <w:numId w:val="1004"/>
+          <w:numId w:val="1005"/>
         </w:numPr>
       </w:pPr>
       <w:r>
@@ -844,18 +950,18 @@
       <w:pPr>
         <w:pStyle w:val="Heading2"/>
       </w:pPr>
-      <w:bookmarkStart w:id="14" w:name="_f83e58c503ada1c794e33bc53edf121b663d8d0"/>
+      <w:bookmarkStart w:id="15" w:name="_286cd889c9c4a3a79737a01ccd0e60eb39617c0"/>
       <w:r>
         <w:t xml:space="preserve">5. 확인 부탁드릴 것</w:t>
       </w:r>
-      <w:bookmarkEnd w:id="14"/>
+      <w:bookmarkEnd w:id="15"/>
     </w:p>
     <w:p>
       <w:pPr>
         <w:pStyle w:val="Compact"/>
         <w:numPr>
           <w:ilvl w:val="0"/>
-          <w:numId w:val="1006"/>
+          <w:numId w:val="1007"/>
         </w:numPr>
       </w:pPr>
       <w:r>
@@ -876,11 +982,1145 @@
         <w:pStyle w:val="Compact"/>
         <w:numPr>
           <w:ilvl w:val="0"/>
-          <w:numId w:val="1006"/>
+          <w:numId w:val="1007"/>
         </w:numPr>
       </w:pPr>
       <w:r>
         <w:t xml:space="preserve">랭킹판을 넣을 위치(학생 메인 화면 / 별도 메뉴)와 예정 일정</w:t>
+      </w:r>
+    </w:p>
+    <w:p>
+      <w:r>
+        <w:pict>
+          <v:rect style="width:0;height:1.5pt" o:hralign="center" o:hrstd="t" o:hr="t"/>
+        </w:pict>
+      </w:r>
+    </w:p>
+    <w:p>
+      <w:pPr>
+        <w:pStyle w:val="Heading2"/>
+      </w:pPr>
+      <w:bookmarkStart w:id="16" w:name="_aecdbf145add041e979cb008d340ef7aa11268f"/>
+      <w:r>
+        <w:t xml:space="preserve">B. 선생님 결과지 연결</w:t>
+      </w:r>
+      <w:bookmarkEnd w:id="16"/>
+    </w:p>
+    <w:p>
+      <w:pPr>
+        <w:pStyle w:val="FirstParagraph"/>
+      </w:pPr>
+      <w:r>
+        <w:t xml:space="preserve">선생님이 학원 관리 화면에서 학생을 고르면, 그 학생의</w:t>
+      </w:r>
+      <w:r>
+        <w:t xml:space="preserve"> </w:t>
+      </w:r>
+      <w:r>
+        <w:rPr>
+          <w:b/>
+          <w:bCs/>
+        </w:rPr>
+        <w:t xml:space="preserve">훈감각 훈련결과(팝업, 3쪽)</w:t>
+      </w:r>
+      <w:r>
+        <w:t xml:space="preserve">가 열리도록 연결 부탁드립니다.</w:t>
+      </w:r>
+      <w:r>
+        <w:t xml:space="preserve"> </w:t>
+      </w:r>
+      <w:r>
+        <w:t xml:space="preserve">결과지 화면은 저희 쪽에서 만들어 운영하고, 학원 쪽에서는</w:t>
+      </w:r>
+      <w:r>
+        <w:t xml:space="preserve"> </w:t>
+      </w:r>
+      <w:r>
+        <w:rPr>
+          <w:b/>
+          <w:bCs/>
+        </w:rPr>
+        <w:t xml:space="preserve">입장권을 받아 주소를 여는 것</w:t>
+      </w:r>
+      <w:r>
+        <w:t xml:space="preserve">만 해 주시면 됩니다.</w:t>
+      </w:r>
+    </w:p>
+    <w:p>
+      <w:pPr>
+        <w:pStyle w:val="Heading2"/>
+      </w:pPr>
+      <w:bookmarkStart w:id="17" w:name="_30b69fa3e024f602049d7ee08d1335c3022576b"/>
+      <w:r>
+        <w:t xml:space="preserve">6. 결과지 구성 (참고)</w:t>
+      </w:r>
+      <w:bookmarkEnd w:id="17"/>
+    </w:p>
+    <w:tbl>
+      <w:tblPr>
+        <w:tblStyle w:val="Table"/>
+        <w:tblW w:type="pct" w:w="5000"/>
+        <w:tblLayout w:type="fixed"/>
+        <w:tblLook w:firstRow="1" w:lastRow="0" w:firstColumn="0" w:lastColumn="0" w:noHBand="0" w:noVBand="0" w:val="0020"/>
+      </w:tblPr>
+      <w:tblGrid>
+        <w:gridCol w:w="3960"/>
+        <w:gridCol w:w="3960"/>
+      </w:tblGrid>
+      <w:tr>
+        <w:trPr>
+          <w:tblHeader w:val="on"/>
+        </w:trPr>
+        <w:tc>
+          <w:tcPr/>
+          <w:p>
+            <w:pPr>
+              <w:pStyle w:val="Compact"/>
+            </w:pPr>
+            <w:r>
+              <w:t xml:space="preserve">쪽</w:t>
+            </w:r>
+          </w:p>
+        </w:tc>
+        <w:tc>
+          <w:tcPr/>
+          <w:p>
+            <w:pPr>
+              <w:pStyle w:val="Compact"/>
+            </w:pPr>
+            <w:r>
+              <w:t xml:space="preserve">내용</w:t>
+            </w:r>
+          </w:p>
+        </w:tc>
+      </w:tr>
+      <w:tr>
+        <w:tc>
+          <w:tcPr/>
+          <w:p>
+            <w:pPr>
+              <w:pStyle w:val="Compact"/>
+            </w:pPr>
+            <w:r>
+              <w:t xml:space="preserve">1쪽</w:t>
+            </w:r>
+          </w:p>
+        </w:tc>
+        <w:tc>
+          <w:tcPr/>
+          <w:p>
+            <w:pPr>
+              <w:pStyle w:val="Compact"/>
+            </w:pPr>
+            <w:r>
+              <w:t xml:space="preserve">나의 훈사전 — 영역별 회차 50칸(통과 / 미통과 / 미훈련, 모은 어휘 수)</w:t>
+            </w:r>
+          </w:p>
+        </w:tc>
+      </w:tr>
+      <w:tr>
+        <w:tc>
+          <w:tcPr/>
+          <w:p>
+            <w:pPr>
+              <w:pStyle w:val="Compact"/>
+            </w:pPr>
+            <w:r>
+              <w:t xml:space="preserve">2쪽</w:t>
+            </w:r>
+          </w:p>
+        </w:tc>
+        <w:tc>
+          <w:tcPr/>
+          <w:p>
+            <w:pPr>
+              <w:pStyle w:val="Compact"/>
+            </w:pPr>
+            <w:r>
+              <w:t xml:space="preserve">영역별 훈련 현황 — 영역별 습득 어휘, 통과 회차, 등급별 어휘 습득률</w:t>
+            </w:r>
+          </w:p>
+        </w:tc>
+      </w:tr>
+      <w:tr>
+        <w:tc>
+          <w:tcPr/>
+          <w:p>
+            <w:pPr>
+              <w:pStyle w:val="Compact"/>
+            </w:pPr>
+            <w:r>
+              <w:t xml:space="preserve">3쪽</w:t>
+            </w:r>
+          </w:p>
+        </w:tc>
+        <w:tc>
+          <w:tcPr/>
+          <w:p>
+            <w:pPr>
+              <w:pStyle w:val="Compact"/>
+            </w:pPr>
+            <w:r>
+              <w:t xml:space="preserve">실력 점검 결과 — 5회차마다 보는 25문항 점검의 구간별 최고 점수, 결과 구성, 회차별 정답률</w:t>
+            </w:r>
+          </w:p>
+        </w:tc>
+      </w:tr>
+    </w:tbl>
+    <w:p>
+      <w:pPr>
+        <w:pStyle w:val="Compact"/>
+        <w:numPr>
+          <w:ilvl w:val="0"/>
+          <w:numId w:val="1008"/>
+        </w:numPr>
+      </w:pPr>
+      <w:r>
+        <w:t xml:space="preserve">화면 아래 화살표로 쪽을 넘기고,</w:t>
+      </w:r>
+      <w:r>
+        <w:t xml:space="preserve"> </w:t>
+      </w:r>
+      <w:r>
+        <w:rPr>
+          <w:b/>
+          <w:bCs/>
+        </w:rPr>
+        <w:t xml:space="preserve">‘선택 출력’</w:t>
+      </w:r>
+      <w:r>
+        <w:t xml:space="preserve"> </w:t>
+      </w:r>
+      <w:r>
+        <w:t xml:space="preserve">버튼으로 3쪽을 A4로 인쇄할 수 있습니다.</w:t>
+      </w:r>
+    </w:p>
+    <w:p>
+      <w:pPr>
+        <w:pStyle w:val="Heading2"/>
+      </w:pPr>
+      <w:bookmarkStart w:id="18" w:name="_ce9839b914ae9fd426d1c009fc8efc876ee1c6e"/>
+      <w:r>
+        <w:t xml:space="preserve">7. 여는 방법 — 지금 훈련 진입과 같은 방식</w:t>
+      </w:r>
+      <w:bookmarkEnd w:id="18"/>
+    </w:p>
+    <w:p>
+      <w:pPr>
+        <w:pStyle w:val="FirstParagraph"/>
+      </w:pPr>
+      <w:r>
+        <w:t xml:space="preserve">학생 훈련에 들어갈 때 쓰시는</w:t>
+      </w:r>
+      <w:r>
+        <w:t xml:space="preserve"> </w:t>
+      </w:r>
+      <w:r>
+        <w:rPr>
+          <w:rStyle w:val="VerbatimChar"/>
+          <w:b/>
+          <w:bCs/>
+        </w:rPr>
+        <w:t xml:space="preserve">wordsense-start</w:t>
+      </w:r>
+      <w:r>
+        <w:t xml:space="preserve"> </w:t>
+      </w:r>
+      <w:r>
+        <w:t xml:space="preserve">를 그대로 부르시되,</w:t>
+      </w:r>
+      <w:r>
+        <w:t xml:space="preserve"> </w:t>
+      </w:r>
+      <w:r>
+        <w:rPr>
+          <w:rStyle w:val="VerbatimChar"/>
+          <w:b/>
+          <w:bCs/>
+        </w:rPr>
+        <w:t xml:space="preserve">training_mode: "report"</w:t>
+      </w:r>
+      <w:r>
+        <w:t xml:space="preserve"> </w:t>
+      </w:r>
+      <w:r>
+        <w:t xml:space="preserve">만 붙여 주시면 됩니다.</w:t>
+      </w:r>
+    </w:p>
+    <w:p>
+      <w:pPr>
+        <w:pStyle w:val="BodyText"/>
+      </w:pPr>
+      <w:r>
+        <w:rPr>
+          <w:b/>
+          <w:bCs/>
+        </w:rPr>
+        <w:t xml:space="preserve">요청</w:t>
+      </w:r>
+      <w:r>
+        <w:t xml:space="preserve"> </w:t>
+      </w:r>
+      <w:r>
+        <w:t xml:space="preserve">(선생님이 결과 보기를 누를 때마다 한 번)</w:t>
+      </w:r>
+    </w:p>
+    <w:p>
+      <w:pPr>
+        <w:pStyle w:val="SourceCode"/>
+      </w:pPr>
+      <w:r>
+        <w:rPr>
+          <w:rStyle w:val="ErrorTok"/>
+        </w:rPr>
+        <w:t xml:space="preserve">POST</w:t>
+      </w:r>
+      <w:r>
+        <w:rPr>
+          <w:rStyle w:val="NormalTok"/>
+        </w:rPr>
+        <w:t xml:space="preserve">  </w:t>
+      </w:r>
+      <w:r>
+        <w:rPr>
+          <w:rStyle w:val="ErrorTok"/>
+        </w:rPr>
+        <w:t xml:space="preserve">(훈련</w:t>
+      </w:r>
+      <w:r>
+        <w:rPr>
+          <w:rStyle w:val="NormalTok"/>
+        </w:rPr>
+        <w:t xml:space="preserve"> </w:t>
+      </w:r>
+      <w:r>
+        <w:rPr>
+          <w:rStyle w:val="ErrorTok"/>
+        </w:rPr>
+        <w:t xml:space="preserve">진입에</w:t>
+      </w:r>
+      <w:r>
+        <w:rPr>
+          <w:rStyle w:val="NormalTok"/>
+        </w:rPr>
+        <w:t xml:space="preserve"> </w:t>
+      </w:r>
+      <w:r>
+        <w:rPr>
+          <w:rStyle w:val="ErrorTok"/>
+        </w:rPr>
+        <w:t xml:space="preserve">쓰시는</w:t>
+      </w:r>
+      <w:r>
+        <w:rPr>
+          <w:rStyle w:val="NormalTok"/>
+        </w:rPr>
+        <w:t xml:space="preserve"> </w:t>
+      </w:r>
+      <w:r>
+        <w:rPr>
+          <w:rStyle w:val="ErrorTok"/>
+        </w:rPr>
+        <w:t xml:space="preserve">wordsense-start</w:t>
+      </w:r>
+      <w:r>
+        <w:rPr>
+          <w:rStyle w:val="NormalTok"/>
+        </w:rPr>
+        <w:t xml:space="preserve"> </w:t>
+      </w:r>
+      <w:r>
+        <w:rPr>
+          <w:rStyle w:val="ErrorTok"/>
+        </w:rPr>
+        <w:t xml:space="preserve">주소</w:t>
+      </w:r>
+      <w:r>
+        <w:rPr>
+          <w:rStyle w:val="NormalTok"/>
+        </w:rPr>
+        <w:t xml:space="preserve"> </w:t>
+      </w:r>
+      <w:r>
+        <w:rPr>
+          <w:rStyle w:val="ErrorTok"/>
+        </w:rPr>
+        <w:t xml:space="preserve">그대로)</w:t>
+      </w:r>
+      <w:r>
+        <w:br/>
+      </w:r>
+      <w:r>
+        <w:rPr>
+          <w:rStyle w:val="FunctionTok"/>
+        </w:rPr>
+        <w:t xml:space="preserve">{</w:t>
+      </w:r>
+      <w:r>
+        <w:br/>
+      </w:r>
+      <w:r>
+        <w:rPr>
+          <w:rStyle w:val="NormalTok"/>
+        </w:rPr>
+        <w:t xml:space="preserve">  </w:t>
+      </w:r>
+      <w:r>
+        <w:rPr>
+          <w:rStyle w:val="DataTypeTok"/>
+        </w:rPr>
+        <w:t xml:space="preserve">"training_mode"</w:t>
+      </w:r>
+      <w:r>
+        <w:rPr>
+          <w:rStyle w:val="FunctionTok"/>
+        </w:rPr>
+        <w:t xml:space="preserve">:</w:t>
+      </w:r>
+      <w:r>
+        <w:rPr>
+          <w:rStyle w:val="NormalTok"/>
+        </w:rPr>
+        <w:t xml:space="preserve"> </w:t>
+      </w:r>
+      <w:r>
+        <w:rPr>
+          <w:rStyle w:val="StringTok"/>
+        </w:rPr>
+        <w:t xml:space="preserve">"report"</w:t>
+      </w:r>
+      <w:r>
+        <w:rPr>
+          <w:rStyle w:val="FunctionTok"/>
+        </w:rPr>
+        <w:t xml:space="preserve">,</w:t>
+      </w:r>
+      <w:r>
+        <w:br/>
+      </w:r>
+      <w:r>
+        <w:rPr>
+          <w:rStyle w:val="NormalTok"/>
+        </w:rPr>
+        <w:t xml:space="preserve">  </w:t>
+      </w:r>
+      <w:r>
+        <w:rPr>
+          <w:rStyle w:val="DataTypeTok"/>
+        </w:rPr>
+        <w:t xml:space="preserve">"user_no"</w:t>
+      </w:r>
+      <w:r>
+        <w:rPr>
+          <w:rStyle w:val="FunctionTok"/>
+        </w:rPr>
+        <w:t xml:space="preserve">:</w:t>
+      </w:r>
+      <w:r>
+        <w:rPr>
+          <w:rStyle w:val="NormalTok"/>
+        </w:rPr>
+        <w:t xml:space="preserve"> </w:t>
+      </w:r>
+      <w:r>
+        <w:rPr>
+          <w:rStyle w:val="DecValTok"/>
+        </w:rPr>
+        <w:t xml:space="preserve">88660</w:t>
+      </w:r>
+      <w:r>
+        <w:rPr>
+          <w:rStyle w:val="FunctionTok"/>
+        </w:rPr>
+        <w:t xml:space="preserve">,</w:t>
+      </w:r>
+      <w:r>
+        <w:br/>
+      </w:r>
+      <w:r>
+        <w:rPr>
+          <w:rStyle w:val="NormalTok"/>
+        </w:rPr>
+        <w:t xml:space="preserve">  </w:t>
+      </w:r>
+      <w:r>
+        <w:rPr>
+          <w:rStyle w:val="DataTypeTok"/>
+        </w:rPr>
+        <w:t xml:space="preserve">"academy_no"</w:t>
+      </w:r>
+      <w:r>
+        <w:rPr>
+          <w:rStyle w:val="FunctionTok"/>
+        </w:rPr>
+        <w:t xml:space="preserve">:</w:t>
+      </w:r>
+      <w:r>
+        <w:rPr>
+          <w:rStyle w:val="NormalTok"/>
+        </w:rPr>
+        <w:t xml:space="preserve"> </w:t>
+      </w:r>
+      <w:r>
+        <w:rPr>
+          <w:rStyle w:val="DecValTok"/>
+        </w:rPr>
+        <w:t xml:space="preserve">1904</w:t>
+      </w:r>
+      <w:r>
+        <w:br/>
+      </w:r>
+      <w:r>
+        <w:rPr>
+          <w:rStyle w:val="FunctionTok"/>
+        </w:rPr>
+        <w:t xml:space="preserve">}</w:t>
+      </w:r>
+    </w:p>
+    <w:tbl>
+      <w:tblPr>
+        <w:tblStyle w:val="Table"/>
+        <w:tblW w:type="auto" w:w="0"/>
+        <w:tblLook w:firstRow="1" w:lastRow="0" w:firstColumn="0" w:lastColumn="0" w:noHBand="0" w:noVBand="0" w:val="0020"/>
+      </w:tblPr>
+      <w:tblGrid>
+        <w:gridCol w:w="3960"/>
+        <w:gridCol w:w="3960"/>
+      </w:tblGrid>
+      <w:tr>
+        <w:trPr>
+          <w:tblHeader w:val="on"/>
+        </w:trPr>
+        <w:tc>
+          <w:tcPr/>
+          <w:p>
+            <w:pPr>
+              <w:pStyle w:val="Compact"/>
+            </w:pPr>
+            <w:r>
+              <w:t xml:space="preserve">값</w:t>
+            </w:r>
+          </w:p>
+        </w:tc>
+        <w:tc>
+          <w:tcPr/>
+          <w:p>
+            <w:pPr>
+              <w:pStyle w:val="Compact"/>
+            </w:pPr>
+            <w:r>
+              <w:t xml:space="preserve">내용</w:t>
+            </w:r>
+          </w:p>
+        </w:tc>
+      </w:tr>
+      <w:tr>
+        <w:tc>
+          <w:tcPr/>
+          <w:p>
+            <w:pPr>
+              <w:pStyle w:val="Compact"/>
+            </w:pPr>
+            <w:r>
+              <w:rPr>
+                <w:rStyle w:val="VerbatimChar"/>
+              </w:rPr>
+              <w:t xml:space="preserve">training_mode</w:t>
+            </w:r>
+          </w:p>
+        </w:tc>
+        <w:tc>
+          <w:tcPr/>
+          <w:p>
+            <w:pPr>
+              <w:pStyle w:val="Compact"/>
+            </w:pPr>
+            <w:r>
+              <w:rPr>
+                <w:rStyle w:val="VerbatimChar"/>
+                <w:b/>
+                <w:bCs/>
+              </w:rPr>
+              <w:t xml:space="preserve">"report"</w:t>
+            </w:r>
+            <w:r>
+              <w:t xml:space="preserve"> </w:t>
+            </w:r>
+            <w:r>
+              <w:t xml:space="preserve">(필수)</w:t>
+            </w:r>
+          </w:p>
+        </w:tc>
+      </w:tr>
+      <w:tr>
+        <w:tc>
+          <w:tcPr/>
+          <w:p>
+            <w:pPr>
+              <w:pStyle w:val="Compact"/>
+            </w:pPr>
+            <w:r>
+              <w:rPr>
+                <w:rStyle w:val="VerbatimChar"/>
+              </w:rPr>
+              <w:t xml:space="preserve">user_no</w:t>
+            </w:r>
+          </w:p>
+        </w:tc>
+        <w:tc>
+          <w:tcPr/>
+          <w:p>
+            <w:pPr>
+              <w:pStyle w:val="Compact"/>
+            </w:pPr>
+            <w:r>
+              <w:t xml:space="preserve">결과를 볼 학생의 회원번호 (필수)</w:t>
+            </w:r>
+          </w:p>
+        </w:tc>
+      </w:tr>
+      <w:tr>
+        <w:tc>
+          <w:tcPr/>
+          <w:p>
+            <w:pPr>
+              <w:pStyle w:val="Compact"/>
+            </w:pPr>
+            <w:r>
+              <w:rPr>
+                <w:rStyle w:val="VerbatimChar"/>
+              </w:rPr>
+              <w:t xml:space="preserve">academy_no</w:t>
+            </w:r>
+          </w:p>
+        </w:tc>
+        <w:tc>
+          <w:tcPr/>
+          <w:p>
+            <w:pPr>
+              <w:pStyle w:val="Compact"/>
+            </w:pPr>
+            <w:r>
+              <w:t xml:space="preserve">학원번호 (선택)</w:t>
+            </w:r>
+          </w:p>
+        </w:tc>
+      </w:tr>
+    </w:tbl>
+    <w:p>
+      <w:pPr>
+        <w:pStyle w:val="Compact"/>
+        <w:numPr>
+          <w:ilvl w:val="0"/>
+          <w:numId w:val="1009"/>
+        </w:numPr>
+      </w:pPr>
+      <w:r>
+        <w:t xml:space="preserve">결과 보기에는</w:t>
+      </w:r>
+      <w:r>
+        <w:t xml:space="preserve"> </w:t>
+      </w:r>
+      <w:r>
+        <w:rPr>
+          <w:rStyle w:val="VerbatimChar"/>
+        </w:rPr>
+        <w:t xml:space="preserve">user_name</w:t>
+      </w:r>
+      <w:r>
+        <w:t xml:space="preserve">,</w:t>
+      </w:r>
+      <w:r>
+        <w:t xml:space="preserve"> </w:t>
+      </w:r>
+      <w:r>
+        <w:rPr>
+          <w:rStyle w:val="VerbatimChar"/>
+        </w:rPr>
+        <w:t xml:space="preserve">payment_fn</w:t>
+      </w:r>
+      <w:r>
+        <w:t xml:space="preserve">,</w:t>
+      </w:r>
+      <w:r>
+        <w:t xml:space="preserve"> </w:t>
+      </w:r>
+      <w:r>
+        <w:rPr>
+          <w:rStyle w:val="VerbatimChar"/>
+        </w:rPr>
+        <w:t xml:space="preserve">training_round</w:t>
+      </w:r>
+      <w:r>
+        <w:t xml:space="preserve">,</w:t>
+      </w:r>
+      <w:r>
+        <w:t xml:space="preserve"> </w:t>
+      </w:r>
+      <w:r>
+        <w:rPr>
+          <w:rStyle w:val="VerbatimChar"/>
+        </w:rPr>
+        <w:t xml:space="preserve">training_area</w:t>
+      </w:r>
+      <w:r>
+        <w:t xml:space="preserve">,</w:t>
+      </w:r>
+      <w:r>
+        <w:t xml:space="preserve"> </w:t>
+      </w:r>
+      <w:r>
+        <w:rPr>
+          <w:rStyle w:val="VerbatimChar"/>
+        </w:rPr>
+        <w:t xml:space="preserve">training_level</w:t>
+      </w:r>
+      <w:r>
+        <w:t xml:space="preserve">,</w:t>
+      </w:r>
+      <w:r>
+        <w:t xml:space="preserve"> </w:t>
+      </w:r>
+      <w:r>
+        <w:rPr>
+          <w:rStyle w:val="VerbatimChar"/>
+        </w:rPr>
+        <w:t xml:space="preserve">study_token</w:t>
+      </w:r>
+      <w:r>
+        <w:t xml:space="preserve"> </w:t>
+      </w:r>
+      <w:r>
+        <w:t xml:space="preserve">이</w:t>
+      </w:r>
+      <w:r>
+        <w:t xml:space="preserve"> </w:t>
+      </w:r>
+      <w:r>
+        <w:rPr>
+          <w:b/>
+          <w:bCs/>
+        </w:rPr>
+        <w:t xml:space="preserve">필요 없습니다.</w:t>
+      </w:r>
+    </w:p>
+    <w:p>
+      <w:pPr>
+        <w:pStyle w:val="Compact"/>
+        <w:numPr>
+          <w:ilvl w:val="0"/>
+          <w:numId w:val="1009"/>
+        </w:numPr>
+      </w:pPr>
+      <w:r>
+        <w:t xml:space="preserve">결과지는 학생이</w:t>
+      </w:r>
+      <w:r>
+        <w:t xml:space="preserve"> </w:t>
+      </w:r>
+      <w:r>
+        <w:rPr>
+          <w:b/>
+          <w:bCs/>
+        </w:rPr>
+        <w:t xml:space="preserve">가장 최근에 훈련한 과정(초등/중등)</w:t>
+      </w:r>
+      <w:r>
+        <w:t xml:space="preserve"> </w:t>
+      </w:r>
+      <w:r>
+        <w:t xml:space="preserve">기준으로 나옵니다.</w:t>
+      </w:r>
+    </w:p>
+    <w:p>
+      <w:pPr>
+        <w:pStyle w:val="FirstParagraph"/>
+      </w:pPr>
+      <w:r>
+        <w:rPr>
+          <w:b/>
+          <w:bCs/>
+        </w:rPr>
+        <w:t xml:space="preserve">응답</w:t>
+      </w:r>
+    </w:p>
+    <w:p>
+      <w:pPr>
+        <w:pStyle w:val="SourceCode"/>
+      </w:pPr>
+      <w:r>
+        <w:rPr>
+          <w:rStyle w:val="FunctionTok"/>
+        </w:rPr>
+        <w:t xml:space="preserve">{</w:t>
+      </w:r>
+      <w:r>
+        <w:br/>
+      </w:r>
+      <w:r>
+        <w:rPr>
+          <w:rStyle w:val="NormalTok"/>
+        </w:rPr>
+        <w:t xml:space="preserve">  </w:t>
+      </w:r>
+      <w:r>
+        <w:rPr>
+          <w:rStyle w:val="DataTypeTok"/>
+        </w:rPr>
+        <w:t xml:space="preserve">"success"</w:t>
+      </w:r>
+      <w:r>
+        <w:rPr>
+          <w:rStyle w:val="FunctionTok"/>
+        </w:rPr>
+        <w:t xml:space="preserve">:</w:t>
+      </w:r>
+      <w:r>
+        <w:rPr>
+          <w:rStyle w:val="NormalTok"/>
+        </w:rPr>
+        <w:t xml:space="preserve"> </w:t>
+      </w:r>
+      <w:r>
+        <w:rPr>
+          <w:rStyle w:val="KeywordTok"/>
+        </w:rPr>
+        <w:t xml:space="preserve">true</w:t>
+      </w:r>
+      <w:r>
+        <w:rPr>
+          <w:rStyle w:val="FunctionTok"/>
+        </w:rPr>
+        <w:t xml:space="preserve">,</w:t>
+      </w:r>
+      <w:r>
+        <w:br/>
+      </w:r>
+      <w:r>
+        <w:rPr>
+          <w:rStyle w:val="NormalTok"/>
+        </w:rPr>
+        <w:t xml:space="preserve">  </w:t>
+      </w:r>
+      <w:r>
+        <w:rPr>
+          <w:rStyle w:val="DataTypeTok"/>
+        </w:rPr>
+        <w:t xml:space="preserve">"redirectUrl"</w:t>
+      </w:r>
+      <w:r>
+        <w:rPr>
+          <w:rStyle w:val="FunctionTok"/>
+        </w:rPr>
+        <w:t xml:space="preserve">:</w:t>
+      </w:r>
+      <w:r>
+        <w:rPr>
+          <w:rStyle w:val="NormalTok"/>
+        </w:rPr>
+        <w:t xml:space="preserve"> </w:t>
+      </w:r>
+      <w:r>
+        <w:rPr>
+          <w:rStyle w:val="StringTok"/>
+        </w:rPr>
+        <w:t xml:space="preserve">"https://word.sfcenter.co.kr/teacher-result.html?st=44678b34-...."</w:t>
+      </w:r>
+      <w:r>
+        <w:rPr>
+          <w:rStyle w:val="FunctionTok"/>
+        </w:rPr>
+        <w:t xml:space="preserve">,</w:t>
+      </w:r>
+      <w:r>
+        <w:br/>
+      </w:r>
+      <w:r>
+        <w:rPr>
+          <w:rStyle w:val="NormalTok"/>
+        </w:rPr>
+        <w:t xml:space="preserve">  </w:t>
+      </w:r>
+      <w:r>
+        <w:rPr>
+          <w:rStyle w:val="DataTypeTok"/>
+        </w:rPr>
+        <w:t xml:space="preserve">"sessionId"</w:t>
+      </w:r>
+      <w:r>
+        <w:rPr>
+          <w:rStyle w:val="FunctionTok"/>
+        </w:rPr>
+        <w:t xml:space="preserve">:</w:t>
+      </w:r>
+      <w:r>
+        <w:rPr>
+          <w:rStyle w:val="NormalTok"/>
+        </w:rPr>
+        <w:t xml:space="preserve"> </w:t>
+      </w:r>
+      <w:r>
+        <w:rPr>
+          <w:rStyle w:val="StringTok"/>
+        </w:rPr>
+        <w:t xml:space="preserve">"44678b34-...."</w:t>
+      </w:r>
+      <w:r>
+        <w:br/>
+      </w:r>
+      <w:r>
+        <w:rPr>
+          <w:rStyle w:val="FunctionTok"/>
+        </w:rPr>
+        <w:t xml:space="preserve">}</w:t>
+      </w:r>
+    </w:p>
+    <w:p>
+      <w:pPr>
+        <w:pStyle w:val="FirstParagraph"/>
+      </w:pPr>
+      <w:r>
+        <w:t xml:space="preserve">→ 이</w:t>
+      </w:r>
+      <w:r>
+        <w:t xml:space="preserve"> </w:t>
+      </w:r>
+      <w:r>
+        <w:rPr>
+          <w:rStyle w:val="VerbatimChar"/>
+          <w:b/>
+          <w:bCs/>
+        </w:rPr>
+        <w:t xml:space="preserve">redirectUrl</w:t>
+      </w:r>
+      <w:r>
+        <w:rPr>
+          <w:b/>
+          <w:bCs/>
+        </w:rPr>
+        <w:t xml:space="preserve">을 팝업으로 열어 주세요.</w:t>
+      </w:r>
+    </w:p>
+    <w:p>
+      <w:pPr>
+        <w:pStyle w:val="SourceCode"/>
+      </w:pPr>
+      <w:r>
+        <w:rPr>
+          <w:rStyle w:val="BuiltInTok"/>
+        </w:rPr>
+        <w:t xml:space="preserve">window</w:t>
+      </w:r>
+      <w:r>
+        <w:rPr>
+          <w:rStyle w:val="OperatorTok"/>
+        </w:rPr>
+        <w:t xml:space="preserve">.</w:t>
+      </w:r>
+      <w:r>
+        <w:rPr>
+          <w:rStyle w:val="FunctionTok"/>
+        </w:rPr>
+        <w:t xml:space="preserve">open</w:t>
+      </w:r>
+      <w:r>
+        <w:rPr>
+          <w:rStyle w:val="NormalTok"/>
+        </w:rPr>
+        <w:t xml:space="preserve">(redirectUrl</w:t>
+      </w:r>
+      <w:r>
+        <w:rPr>
+          <w:rStyle w:val="OperatorTok"/>
+        </w:rPr>
+        <w:t xml:space="preserve">,</w:t>
+      </w:r>
+      <w:r>
+        <w:rPr>
+          <w:rStyle w:val="NormalTok"/>
+        </w:rPr>
+        <w:t xml:space="preserve"> </w:t>
+      </w:r>
+      <w:r>
+        <w:rPr>
+          <w:rStyle w:val="StringTok"/>
+        </w:rPr>
+        <w:t xml:space="preserve">'ws_result'</w:t>
+      </w:r>
+      <w:r>
+        <w:rPr>
+          <w:rStyle w:val="OperatorTok"/>
+        </w:rPr>
+        <w:t xml:space="preserve">,</w:t>
+      </w:r>
+      <w:r>
+        <w:rPr>
+          <w:rStyle w:val="NormalTok"/>
+        </w:rPr>
+        <w:t xml:space="preserve"> </w:t>
+      </w:r>
+      <w:r>
+        <w:rPr>
+          <w:rStyle w:val="StringTok"/>
+        </w:rPr>
+        <w:t xml:space="preserve">'width=800,height=1150'</w:t>
+      </w:r>
+      <w:r>
+        <w:rPr>
+          <w:rStyle w:val="NormalTok"/>
+        </w:rPr>
+        <w:t xml:space="preserve">)</w:t>
+      </w:r>
+      <w:r>
+        <w:rPr>
+          <w:rStyle w:val="OperatorTok"/>
+        </w:rPr>
+        <w:t xml:space="preserve">;</w:t>
+      </w:r>
+    </w:p>
+    <w:p>
+      <w:pPr>
+        <w:pStyle w:val="Compact"/>
+        <w:numPr>
+          <w:ilvl w:val="0"/>
+          <w:numId w:val="1010"/>
+        </w:numPr>
+      </w:pPr>
+      <w:r>
+        <w:t xml:space="preserve">결과지는 창 크기에 맞춰 비율을 유지하며 커지고 작아집니다.</w:t>
+      </w:r>
+    </w:p>
+    <w:p>
+      <w:pPr>
+        <w:pStyle w:val="Compact"/>
+        <w:numPr>
+          <w:ilvl w:val="0"/>
+          <w:numId w:val="1010"/>
+        </w:numPr>
+      </w:pPr>
+      <w:r>
+        <w:t xml:space="preserve">테스트 서버도 같은 방식입니다(응답 주소가</w:t>
+      </w:r>
+      <w:r>
+        <w:t xml:space="preserve"> </w:t>
+      </w:r>
+      <w:r>
+        <w:rPr>
+          <w:rStyle w:val="VerbatimChar"/>
+        </w:rPr>
+        <w:t xml:space="preserve">https://word.sfos.kr/teacher-result.html?st=...</w:t>
+      </w:r>
+      <w:r>
+        <w:t xml:space="preserve">).</w:t>
+      </w:r>
+    </w:p>
+    <w:p>
+      <w:pPr>
+        <w:pStyle w:val="Heading2"/>
+      </w:pPr>
+      <w:bookmarkStart w:id="19" w:name="_fa77dafc1e9caaf4015e18063bed260d1839c04"/>
+      <w:r>
+        <w:t xml:space="preserve">8. 입장권 안내</w:t>
+      </w:r>
+      <w:bookmarkEnd w:id="19"/>
+    </w:p>
+    <w:p>
+      <w:pPr>
+        <w:pStyle w:val="Compact"/>
+        <w:numPr>
+          <w:ilvl w:val="0"/>
+          <w:numId w:val="1011"/>
+        </w:numPr>
+      </w:pPr>
+      <w:r>
+        <w:t xml:space="preserve">결과 보기 입장권은</w:t>
+      </w:r>
+      <w:r>
+        <w:t xml:space="preserve"> </w:t>
+      </w:r>
+      <w:r>
+        <w:rPr>
+          <w:b/>
+          <w:bCs/>
+        </w:rPr>
+        <w:t xml:space="preserve">발급 후 6시간</w:t>
+      </w:r>
+      <w:r>
+        <w:t xml:space="preserve"> </w:t>
+      </w:r>
+      <w:r>
+        <w:t xml:space="preserve">동안 쓸 수 있습니다. 선생님이 결과 보기를 누를 때마다 새로 받아 주시면 됩니다.</w:t>
+      </w:r>
+    </w:p>
+    <w:p>
+      <w:pPr>
+        <w:pStyle w:val="Compact"/>
+        <w:numPr>
+          <w:ilvl w:val="0"/>
+          <w:numId w:val="1011"/>
+        </w:numPr>
+      </w:pPr>
+      <w:r>
+        <w:t xml:space="preserve">결과 보기 입장권으로는</w:t>
+      </w:r>
+      <w:r>
+        <w:t xml:space="preserve"> </w:t>
+      </w:r>
+      <w:r>
+        <w:rPr>
+          <w:b/>
+          <w:bCs/>
+        </w:rPr>
+        <w:t xml:space="preserve">훈련을 열거나 실력 점검을 풀 수 없습니다</w:t>
+      </w:r>
+      <w:r>
+        <w:t xml:space="preserve">(결과 보기 전용).</w:t>
+      </w:r>
+    </w:p>
+    <w:p>
+      <w:pPr>
+        <w:pStyle w:val="Compact"/>
+        <w:numPr>
+          <w:ilvl w:val="0"/>
+          <w:numId w:val="1011"/>
+        </w:numPr>
+      </w:pPr>
+      <w:r>
+        <w:t xml:space="preserve">결과지의 학생 이름·학원은 학생이 훈련에 들어올 때 보내 주신 정보로 표시됩니다.</w:t>
+      </w:r>
+    </w:p>
+    <w:p>
+      <w:pPr>
+        <w:pStyle w:val="Heading2"/>
+      </w:pPr>
+      <w:bookmarkStart w:id="20" w:name="_51d1fdba8e95303c9764495b064aae9f9e289d5"/>
+      <w:r>
+        <w:t xml:space="preserve">9. 확인 부탁드릴 것 (B)</w:t>
+      </w:r>
+      <w:bookmarkEnd w:id="20"/>
+    </w:p>
+    <w:p>
+      <w:pPr>
+        <w:pStyle w:val="Compact"/>
+        <w:numPr>
+          <w:ilvl w:val="0"/>
+          <w:numId w:val="1012"/>
+        </w:numPr>
+      </w:pPr>
+      <w:r>
+        <w:t xml:space="preserve">결과 보기 버튼을 넣을 위치(학생 목록 / 학생 상세 등)와 예정 일정</w:t>
+      </w:r>
+    </w:p>
+    <w:p>
+      <w:pPr>
+        <w:pStyle w:val="Compact"/>
+        <w:numPr>
+          <w:ilvl w:val="0"/>
+          <w:numId w:val="1012"/>
+        </w:numPr>
+      </w:pPr>
+      <w:r>
+        <w:t xml:space="preserve">팝업 대신 새 탭으로 여는 편이 낫다면 알려 주세요 (화면은 그대로 동작합니다)</w:t>
       </w:r>
     </w:p>
     <w:p>
@@ -1208,6 +2448,51 @@
     <w:abstractNumId w:val="991"/>
   </w:num>
   <w:num w:numId="1006">
+    <w:abstractNumId w:val="991"/>
+  </w:num>
+  <w:num w:numId="1007">
+    <w:abstractNumId w:val="99411"/>
+    <w:lvlOverride w:ilvl="0">
+      <w:startOverride w:val="1"/>
+    </w:lvlOverride>
+    <w:lvlOverride w:ilvl="1">
+      <w:startOverride w:val="1"/>
+    </w:lvlOverride>
+    <w:lvlOverride w:ilvl="2">
+      <w:startOverride w:val="1"/>
+    </w:lvlOverride>
+    <w:lvlOverride w:ilvl="3">
+      <w:startOverride w:val="1"/>
+    </w:lvlOverride>
+    <w:lvlOverride w:ilvl="4">
+      <w:startOverride w:val="1"/>
+    </w:lvlOverride>
+    <w:lvlOverride w:ilvl="5">
+      <w:startOverride w:val="1"/>
+    </w:lvlOverride>
+    <w:lvlOverride w:ilvl="6">
+      <w:startOverride w:val="1"/>
+    </w:lvlOverride>
+    <w:lvlOverride w:ilvl="7">
+      <w:startOverride w:val="1"/>
+    </w:lvlOverride>
+    <w:lvlOverride w:ilvl="8">
+      <w:startOverride w:val="1"/>
+    </w:lvlOverride>
+  </w:num>
+  <w:num w:numId="1008">
+    <w:abstractNumId w:val="991"/>
+  </w:num>
+  <w:num w:numId="1009">
+    <w:abstractNumId w:val="991"/>
+  </w:num>
+  <w:num w:numId="1010">
+    <w:abstractNumId w:val="991"/>
+  </w:num>
+  <w:num w:numId="1011">
+    <w:abstractNumId w:val="991"/>
+  </w:num>
+  <w:num w:numId="1012">
     <w:abstractNumId w:val="99411"/>
     <w:lvlOverride w:ilvl="0">
       <w:startOverride w:val="1"/>

--- a/docs/개발팀_요청_홈페이지랭킹_20261018.docx
+++ b/docs/개발팀_요청_홈페이지랭킹_20261018.docx
@@ -1447,6 +1447,84 @@
         <w:rPr>
           <w:rStyle w:val="DataTypeTok"/>
         </w:rPr>
+        <w:t xml:space="preserve">"training_level"</w:t>
+      </w:r>
+      <w:r>
+        <w:rPr>
+          <w:rStyle w:val="FunctionTok"/>
+        </w:rPr>
+        <w:t xml:space="preserve">:</w:t>
+      </w:r>
+      <w:r>
+        <w:rPr>
+          <w:rStyle w:val="NormalTok"/>
+        </w:rPr>
+        <w:t xml:space="preserve"> </w:t>
+      </w:r>
+      <w:r>
+        <w:rPr>
+          <w:rStyle w:val="StringTok"/>
+        </w:rPr>
+        <w:t xml:space="preserve">"middle"</w:t>
+      </w:r>
+      <w:r>
+        <w:rPr>
+          <w:rStyle w:val="FunctionTok"/>
+        </w:rPr>
+        <w:t xml:space="preserve">,</w:t>
+      </w:r>
+      <w:r>
+        <w:br/>
+      </w:r>
+      <w:r>
+        <w:rPr>
+          <w:rStyle w:val="NormalTok"/>
+        </w:rPr>
+        <w:t xml:space="preserve">  </w:t>
+      </w:r>
+      <w:r>
+        <w:rPr>
+          <w:rStyle w:val="DataTypeTok"/>
+        </w:rPr>
+        <w:t xml:space="preserve">"training_area"</w:t>
+      </w:r>
+      <w:r>
+        <w:rPr>
+          <w:rStyle w:val="FunctionTok"/>
+        </w:rPr>
+        <w:t xml:space="preserve">:</w:t>
+      </w:r>
+      <w:r>
+        <w:rPr>
+          <w:rStyle w:val="NormalTok"/>
+        </w:rPr>
+        <w:t xml:space="preserve"> </w:t>
+      </w:r>
+      <w:r>
+        <w:rPr>
+          <w:rStyle w:val="StringTok"/>
+        </w:rPr>
+        <w:t xml:space="preserve">"history"</w:t>
+      </w:r>
+      <w:r>
+        <w:rPr>
+          <w:rStyle w:val="FunctionTok"/>
+        </w:rPr>
+        <w:t xml:space="preserve">,</w:t>
+      </w:r>
+      <w:r>
+        <w:br/>
+      </w:r>
+      <w:r>
+        <w:rPr>
+          <w:rStyle w:val="NormalTok"/>
+        </w:rPr>
+        <w:t xml:space="preserve">  </w:t>
+      </w:r>
+      <w:r>
+        <w:rPr>
+          <w:rStyle w:val="DataTypeTok"/>
+        </w:rPr>
         <w:t xml:space="preserve">"academy_no"</w:t>
       </w:r>
       <w:r>
@@ -1480,7 +1558,8 @@
     <w:tbl>
       <w:tblPr>
         <w:tblStyle w:val="Table"/>
-        <w:tblW w:type="auto" w:w="0"/>
+        <w:tblW w:type="pct" w:w="5000"/>
+        <w:tblLayout w:type="fixed"/>
         <w:tblLook w:firstRow="1" w:lastRow="0" w:firstColumn="0" w:lastColumn="0" w:noHBand="0" w:noVBand="0" w:val="0020"/>
       </w:tblPr>
       <w:tblGrid>
@@ -1590,7 +1669,7 @@
               <w:rPr>
                 <w:rStyle w:val="VerbatimChar"/>
               </w:rPr>
-              <w:t xml:space="preserve">academy_no</w:t>
+              <w:t xml:space="preserve">training_level</w:t>
             </w:r>
           </w:p>
         </w:tc>
@@ -1601,6 +1680,174 @@
               <w:pStyle w:val="Compact"/>
             </w:pPr>
             <w:r>
+              <w:t xml:space="preserve">누른 훈련의 과정 —</w:t>
+            </w:r>
+            <w:r>
+              <w:t xml:space="preserve"> </w:t>
+            </w:r>
+            <w:r>
+              <w:rPr>
+                <w:rStyle w:val="VerbatimChar"/>
+              </w:rPr>
+              <w:t xml:space="preserve">elementary</w:t>
+            </w:r>
+            <w:r>
+              <w:t xml:space="preserve">(초등) /</w:t>
+            </w:r>
+            <w:r>
+              <w:t xml:space="preserve"> </w:t>
+            </w:r>
+            <w:r>
+              <w:rPr>
+                <w:rStyle w:val="VerbatimChar"/>
+              </w:rPr>
+              <w:t xml:space="preserve">middle</w:t>
+            </w:r>
+            <w:r>
+              <w:t xml:space="preserve">(중등) (권장)</w:t>
+            </w:r>
+          </w:p>
+        </w:tc>
+      </w:tr>
+      <w:tr>
+        <w:tc>
+          <w:tcPr/>
+          <w:p>
+            <w:pPr>
+              <w:pStyle w:val="Compact"/>
+            </w:pPr>
+            <w:r>
+              <w:rPr>
+                <w:rStyle w:val="VerbatimChar"/>
+              </w:rPr>
+              <w:t xml:space="preserve">training_area</w:t>
+            </w:r>
+          </w:p>
+        </w:tc>
+        <w:tc>
+          <w:tcPr/>
+          <w:p>
+            <w:pPr>
+              <w:pStyle w:val="Compact"/>
+            </w:pPr>
+            <w:r>
+              <w:t xml:space="preserve">누른 훈련의 영역 —</w:t>
+            </w:r>
+            <w:r>
+              <w:t xml:space="preserve"> </w:t>
+            </w:r>
+            <w:r>
+              <w:rPr>
+                <w:rStyle w:val="VerbatimChar"/>
+              </w:rPr>
+              <w:t xml:space="preserve">biology</w:t>
+            </w:r>
+            <w:r>
+              <w:t xml:space="preserve"> </w:t>
+            </w:r>
+            <w:r>
+              <w:t xml:space="preserve">/</w:t>
+            </w:r>
+            <w:r>
+              <w:t xml:space="preserve"> </w:t>
+            </w:r>
+            <w:r>
+              <w:rPr>
+                <w:rStyle w:val="VerbatimChar"/>
+              </w:rPr>
+              <w:t xml:space="preserve">society</w:t>
+            </w:r>
+            <w:r>
+              <w:t xml:space="preserve"> </w:t>
+            </w:r>
+            <w:r>
+              <w:t xml:space="preserve">/</w:t>
+            </w:r>
+            <w:r>
+              <w:t xml:space="preserve"> </w:t>
+            </w:r>
+            <w:r>
+              <w:rPr>
+                <w:rStyle w:val="VerbatimChar"/>
+              </w:rPr>
+              <w:t xml:space="preserve">history</w:t>
+            </w:r>
+            <w:r>
+              <w:t xml:space="preserve"> </w:t>
+            </w:r>
+            <w:r>
+              <w:t xml:space="preserve">/</w:t>
+            </w:r>
+            <w:r>
+              <w:t xml:space="preserve"> </w:t>
+            </w:r>
+            <w:r>
+              <w:rPr>
+                <w:rStyle w:val="VerbatimChar"/>
+              </w:rPr>
+              <w:t xml:space="preserve">science</w:t>
+            </w:r>
+            <w:r>
+              <w:t xml:space="preserve"> </w:t>
+            </w:r>
+            <w:r>
+              <w:t xml:space="preserve">/</w:t>
+            </w:r>
+            <w:r>
+              <w:t xml:space="preserve"> </w:t>
+            </w:r>
+            <w:r>
+              <w:rPr>
+                <w:rStyle w:val="VerbatimChar"/>
+              </w:rPr>
+              <w:t xml:space="preserve">culture</w:t>
+            </w:r>
+            <w:r>
+              <w:t xml:space="preserve"> </w:t>
+            </w:r>
+            <w:r>
+              <w:t xml:space="preserve">/</w:t>
+            </w:r>
+            <w:r>
+              <w:t xml:space="preserve"> </w:t>
+            </w:r>
+            <w:r>
+              <w:rPr>
+                <w:rStyle w:val="VerbatimChar"/>
+              </w:rPr>
+              <w:t xml:space="preserve">economy</w:t>
+            </w:r>
+            <w:r>
+              <w:t xml:space="preserve"> </w:t>
+            </w:r>
+            <w:r>
+              <w:t xml:space="preserve">(권장)</w:t>
+            </w:r>
+          </w:p>
+        </w:tc>
+      </w:tr>
+      <w:tr>
+        <w:tc>
+          <w:tcPr/>
+          <w:p>
+            <w:pPr>
+              <w:pStyle w:val="Compact"/>
+            </w:pPr>
+            <w:r>
+              <w:rPr>
+                <w:rStyle w:val="VerbatimChar"/>
+              </w:rPr>
+              <w:t xml:space="preserve">academy_no</w:t>
+            </w:r>
+          </w:p>
+        </w:tc>
+        <w:tc>
+          <w:tcPr/>
+          <w:p>
+            <w:pPr>
+              <w:pStyle w:val="Compact"/>
+            </w:pPr>
+            <w:r>
               <w:t xml:space="preserve">학원번호 (선택)</w:t>
             </w:r>
           </w:p>
@@ -1661,30 +1908,6 @@
         <w:rPr>
           <w:rStyle w:val="VerbatimChar"/>
         </w:rPr>
-        <w:t xml:space="preserve">training_area</w:t>
-      </w:r>
-      <w:r>
-        <w:t xml:space="preserve">,</w:t>
-      </w:r>
-      <w:r>
-        <w:t xml:space="preserve"> </w:t>
-      </w:r>
-      <w:r>
-        <w:rPr>
-          <w:rStyle w:val="VerbatimChar"/>
-        </w:rPr>
-        <w:t xml:space="preserve">training_level</w:t>
-      </w:r>
-      <w:r>
-        <w:t xml:space="preserve">,</w:t>
-      </w:r>
-      <w:r>
-        <w:t xml:space="preserve"> </w:t>
-      </w:r>
-      <w:r>
-        <w:rPr>
-          <w:rStyle w:val="VerbatimChar"/>
-        </w:rPr>
         <w:t xml:space="preserve">study_token</w:t>
       </w:r>
       <w:r>
@@ -1713,23 +1936,220 @@
         </w:numPr>
       </w:pPr>
       <w:r>
-        <w:t xml:space="preserve">결과지는 학생이</w:t>
-      </w:r>
-      <w:r>
-        <w:t xml:space="preserve"> </w:t>
-      </w:r>
-      <w:r>
         <w:rPr>
           <w:b/>
           <w:bCs/>
         </w:rPr>
-        <w:t xml:space="preserve">가장 최근에 훈련한 과정(초등/중등)</w:t>
-      </w:r>
-      <w:r>
-        <w:t xml:space="preserve"> </w:t>
-      </w:r>
-      <w:r>
-        <w:t xml:space="preserve">기준으로 나옵니다.</w:t>
+        <w:t xml:space="preserve">(10/22 추가)</w:t>
+      </w:r>
+      <w:r>
+        <w:t xml:space="preserve"> </w:t>
+      </w:r>
+      <w:r>
+        <w:t xml:space="preserve">학원 화면은 훈련마다 결과 버튼이 있으니, 누른 훈련의</w:t>
+      </w:r>
+      <w:r>
+        <w:t xml:space="preserve"> </w:t>
+      </w:r>
+      <w:r>
+        <w:rPr>
+          <w:rStyle w:val="VerbatimChar"/>
+          <w:b/>
+          <w:bCs/>
+        </w:rPr>
+        <w:t xml:space="preserve">training_level</w:t>
+      </w:r>
+      <w:r>
+        <w:rPr>
+          <w:b/>
+          <w:bCs/>
+        </w:rPr>
+        <w:t xml:space="preserve">·</w:t>
+      </w:r>
+      <w:r>
+        <w:rPr>
+          <w:rStyle w:val="VerbatimChar"/>
+          <w:b/>
+          <w:bCs/>
+        </w:rPr>
+        <w:t xml:space="preserve">training_area</w:t>
+      </w:r>
+      <w:r>
+        <w:t xml:space="preserve"> </w:t>
+      </w:r>
+      <w:r>
+        <w:t xml:space="preserve">를 함께 보내 주세요.</w:t>
+      </w:r>
+      <w:r>
+        <w:t xml:space="preserve"> </w:t>
+      </w:r>
+      <w:r>
+        <w:t xml:space="preserve">예)</w:t>
+      </w:r>
+      <w:r>
+        <w:t xml:space="preserve"> </w:t>
+      </w:r>
+      <w:r>
+        <w:t xml:space="preserve">‘훈감각(역사)(중등)’</w:t>
+      </w:r>
+      <w:r>
+        <w:t xml:space="preserve"> </w:t>
+      </w:r>
+      <w:r>
+        <w:t xml:space="preserve">결과 →</w:t>
+      </w:r>
+      <w:r>
+        <w:t xml:space="preserve"> </w:t>
+      </w:r>
+      <w:r>
+        <w:rPr>
+          <w:rStyle w:val="VerbatimChar"/>
+        </w:rPr>
+        <w:t xml:space="preserve">middle</w:t>
+      </w:r>
+      <w:r>
+        <w:t xml:space="preserve"> </w:t>
+      </w:r>
+      <w:r>
+        <w:t xml:space="preserve">+</w:t>
+      </w:r>
+      <w:r>
+        <w:t xml:space="preserve"> </w:t>
+      </w:r>
+      <w:r>
+        <w:rPr>
+          <w:rStyle w:val="VerbatimChar"/>
+        </w:rPr>
+        <w:t xml:space="preserve">history</w:t>
+      </w:r>
+      <w:r>
+        <w:t xml:space="preserve"> </w:t>
+      </w:r>
+      <w:r>
+        <w:t xml:space="preserve">/</w:t>
+      </w:r>
+      <w:r>
+        <w:t xml:space="preserve"> </w:t>
+      </w:r>
+      <w:r>
+        <w:t xml:space="preserve">‘훈감각(과학)(초등)’</w:t>
+      </w:r>
+      <w:r>
+        <w:t xml:space="preserve"> </w:t>
+      </w:r>
+      <w:r>
+        <w:t xml:space="preserve">결과 →</w:t>
+      </w:r>
+      <w:r>
+        <w:t xml:space="preserve"> </w:t>
+      </w:r>
+      <w:r>
+        <w:rPr>
+          <w:rStyle w:val="VerbatimChar"/>
+        </w:rPr>
+        <w:t xml:space="preserve">elementary</w:t>
+      </w:r>
+      <w:r>
+        <w:t xml:space="preserve"> </w:t>
+      </w:r>
+      <w:r>
+        <w:t xml:space="preserve">+</w:t>
+      </w:r>
+      <w:r>
+        <w:t xml:space="preserve"> </w:t>
+      </w:r>
+      <w:r>
+        <w:rPr>
+          <w:rStyle w:val="VerbatimChar"/>
+        </w:rPr>
+        <w:t xml:space="preserve">science</w:t>
+      </w:r>
+      <w:r>
+        <w:t xml:space="preserve"> </w:t>
+      </w:r>
+      <w:r>
+        <w:t xml:space="preserve">→ 결과지가</w:t>
+      </w:r>
+      <w:r>
+        <w:t xml:space="preserve"> </w:t>
+      </w:r>
+      <w:r>
+        <w:rPr>
+          <w:b/>
+          <w:bCs/>
+        </w:rPr>
+        <w:t xml:space="preserve">그 과정</w:t>
+      </w:r>
+      <w:r>
+        <w:t xml:space="preserve">으로 만들어지고,</w:t>
+      </w:r>
+      <w:r>
+        <w:t xml:space="preserve"> </w:t>
+      </w:r>
+      <w:r>
+        <w:rPr>
+          <w:b/>
+          <w:bCs/>
+        </w:rPr>
+        <w:t xml:space="preserve">그 영역 탭</w:t>
+      </w:r>
+      <w:r>
+        <w:t xml:space="preserve">이 먼저 열립니다. (훈련 진입 때 보내시는 값과 같습니다)</w:t>
+      </w:r>
+    </w:p>
+    <w:p>
+      <w:pPr>
+        <w:pStyle w:val="Compact"/>
+        <w:numPr>
+          <w:ilvl w:val="0"/>
+          <w:numId w:val="1009"/>
+        </w:numPr>
+      </w:pPr>
+      <w:r>
+        <w:t xml:space="preserve">두 값을 안 보내면 학생이 가장 최근에 훈련한 과정, 가장 많이 진행한 영역으로 열립니다.</w:t>
+      </w:r>
+    </w:p>
+    <w:p>
+      <w:pPr>
+        <w:pStyle w:val="Compact"/>
+        <w:numPr>
+          <w:ilvl w:val="0"/>
+          <w:numId w:val="1009"/>
+        </w:numPr>
+      </w:pPr>
+      <w:r>
+        <w:t xml:space="preserve">결과지 머리의 ’○○학교 N학년’은 학생이 훈련에 들어올 때 보내 주신</w:t>
+      </w:r>
+      <w:r>
+        <w:t xml:space="preserve"> </w:t>
+      </w:r>
+      <w:r>
+        <w:rPr>
+          <w:b/>
+          <w:bCs/>
+        </w:rPr>
+        <w:t xml:space="preserve">학제(</w:t>
+      </w:r>
+      <w:r>
+        <w:rPr>
+          <w:rStyle w:val="VerbatimChar"/>
+          <w:b/>
+          <w:bCs/>
+        </w:rPr>
+        <w:t xml:space="preserve">user_section</w:t>
+      </w:r>
+      <w:r>
+        <w:rPr>
+          <w:b/>
+          <w:bCs/>
+        </w:rPr>
+        <w:t xml:space="preserve">)·학년</w:t>
+      </w:r>
+      <w:r>
+        <w:t xml:space="preserve"> </w:t>
+      </w:r>
+      <w:r>
+        <w:t xml:space="preserve">으로 표시합니다(훈련 과정과는 별개).</w:t>
       </w:r>
     </w:p>
     <w:p>

--- a/docs/개발팀_요청_홈페이지랭킹_20261018.docx
+++ b/docs/개발팀_요청_홈페이지랭킹_20261018.docx
@@ -6,9 +6,9 @@
       <w:pPr>
         <w:pStyle w:val="Heading1"/>
       </w:pPr>
-      <w:bookmarkStart w:id="9" w:name="_4fba8159cdbc50a59b6cbba8d422af55836a7a6"/>
-      <w:r>
-        <w:t xml:space="preserve">[훈감각] 홈페이지 랭킹판 넣기 · 선생님 결과지 연결 요청 (2026-10-18)</w:t>
+      <w:bookmarkStart w:id="9" w:name="_821976f11b3db54ae848fbb83a89ba2215d5b52"/>
+      <w:r>
+        <w:t xml:space="preserve">[훈감각] 홈페이지 랭킹판 · 선생님 결과지 · 무료체험 연동 (2026-10-18, 10/22 추가)</w:t>
       </w:r>
       <w:bookmarkEnd w:id="9"/>
     </w:p>
@@ -17,7 +17,7 @@
         <w:pStyle w:val="FirstParagraph"/>
       </w:pPr>
       <w:r>
-        <w:t xml:space="preserve">안녕하세요. 두 가지를 부탁드립니다.</w:t>
+        <w:t xml:space="preserve">안녕하세요. 세 가지를 부탁드립니다.</w:t>
       </w:r>
     </w:p>
     <w:p>
@@ -62,6 +62,28 @@
       </w:r>
       <w:r>
         <w:t xml:space="preserve">— 학원 관리 화면에서 선생님이 학생의 훈련결과를 열 수 있게 연결 (6~9번)</w:t>
+      </w:r>
+    </w:p>
+    <w:p>
+      <w:pPr>
+        <w:pStyle w:val="Compact"/>
+        <w:numPr>
+          <w:ilvl w:val="0"/>
+          <w:numId w:val="1001"/>
+        </w:numPr>
+      </w:pPr>
+      <w:r>
+        <w:rPr>
+          <w:b/>
+          <w:bCs/>
+        </w:rPr>
+        <w:t xml:space="preserve">C. 한자 무료체험</w:t>
+      </w:r>
+      <w:r>
+        <w:t xml:space="preserve"> </w:t>
+      </w:r>
+      <w:r>
+        <w:t xml:space="preserve">— 센터 메인 [무료체험] 버튼, [전체훈련 체험] 단계별 진입 (10~12번)</w:t>
       </w:r>
     </w:p>
     <w:p>
@@ -2541,6 +2563,601 @@
       </w:pPr>
       <w:r>
         <w:t xml:space="preserve">팝업 대신 새 탭으로 여는 편이 낫다면 알려 주세요 (화면은 그대로 동작합니다)</w:t>
+      </w:r>
+    </w:p>
+    <w:p>
+      <w:r>
+        <w:pict>
+          <v:rect style="width:0;height:1.5pt" o:hralign="center" o:hrstd="t" o:hr="t"/>
+        </w:pict>
+      </w:r>
+    </w:p>
+    <w:p>
+      <w:pPr>
+        <w:pStyle w:val="Heading2"/>
+      </w:pPr>
+      <w:bookmarkStart w:id="21" w:name="_b85c67b4aa0b4e7d8c12e5b8143003386f105e3"/>
+      <w:r>
+        <w:t xml:space="preserve">C. 한자 무료체험 연동 (10/22 추가)</w:t>
+      </w:r>
+      <w:bookmarkEnd w:id="21"/>
+    </w:p>
+    <w:p>
+      <w:pPr>
+        <w:pStyle w:val="FirstParagraph"/>
+      </w:pPr>
+      <w:r>
+        <w:t xml:space="preserve">입장권이나 로그인 없이</w:t>
+      </w:r>
+      <w:r>
+        <w:t xml:space="preserve"> </w:t>
+      </w:r>
+      <w:r>
+        <w:rPr>
+          <w:b/>
+          <w:bCs/>
+        </w:rPr>
+        <w:t xml:space="preserve">주소만 열면</w:t>
+      </w:r>
+      <w:r>
+        <w:t xml:space="preserve"> </w:t>
+      </w:r>
+      <w:r>
+        <w:t xml:space="preserve">됩니다. 체험 기록은 저장하지 않습니다.</w:t>
+      </w:r>
+    </w:p>
+    <w:p>
+      <w:pPr>
+        <w:pStyle w:val="Heading2"/>
+      </w:pPr>
+      <w:bookmarkStart w:id="22" w:name="_6baa2172a742d714351067c0e0703bb4282c2db"/>
+      <w:r>
+        <w:t xml:space="preserve">10. 센터 메인 훈련소개 — [무료체험] 버튼</w:t>
+      </w:r>
+      <w:bookmarkEnd w:id="22"/>
+    </w:p>
+    <w:tbl>
+      <w:tblPr>
+        <w:tblStyle w:val="Table"/>
+        <w:tblW w:type="pct" w:w="5000"/>
+        <w:tblLayout w:type="fixed"/>
+        <w:tblLook w:firstRow="1" w:lastRow="0" w:firstColumn="0" w:lastColumn="0" w:noHBand="0" w:noVBand="0" w:val="0020"/>
+      </w:tblPr>
+      <w:tblGrid>
+        <w:gridCol w:w="3960"/>
+        <w:gridCol w:w="3960"/>
+      </w:tblGrid>
+      <w:tr>
+        <w:trPr>
+          <w:tblHeader w:val="on"/>
+        </w:trPr>
+        <w:tc>
+          <w:tcPr/>
+          <w:p>
+            <w:pPr>
+              <w:pStyle w:val="Compact"/>
+            </w:pPr>
+            <w:r>
+              <w:t xml:space="preserve">과정</w:t>
+            </w:r>
+          </w:p>
+        </w:tc>
+        <w:tc>
+          <w:tcPr/>
+          <w:p>
+            <w:pPr>
+              <w:pStyle w:val="Compact"/>
+            </w:pPr>
+            <w:r>
+              <w:t xml:space="preserve">주소</w:t>
+            </w:r>
+          </w:p>
+        </w:tc>
+      </w:tr>
+      <w:tr>
+        <w:tc>
+          <w:tcPr/>
+          <w:p>
+            <w:pPr>
+              <w:pStyle w:val="Compact"/>
+            </w:pPr>
+            <w:r>
+              <w:t xml:space="preserve">초등</w:t>
+            </w:r>
+          </w:p>
+        </w:tc>
+        <w:tc>
+          <w:tcPr/>
+          <w:p>
+            <w:pPr>
+              <w:pStyle w:val="Compact"/>
+            </w:pPr>
+            <w:r>
+              <w:rPr>
+                <w:rStyle w:val="VerbatimChar"/>
+              </w:rPr>
+              <w:t xml:space="preserve">https://word.sfcenter.co.kr/word-sense.html?trial=1&amp;level=elementary</w:t>
+            </w:r>
+          </w:p>
+        </w:tc>
+      </w:tr>
+      <w:tr>
+        <w:tc>
+          <w:tcPr/>
+          <w:p>
+            <w:pPr>
+              <w:pStyle w:val="Compact"/>
+            </w:pPr>
+            <w:r>
+              <w:t xml:space="preserve">중등</w:t>
+            </w:r>
+          </w:p>
+        </w:tc>
+        <w:tc>
+          <w:tcPr/>
+          <w:p>
+            <w:pPr>
+              <w:pStyle w:val="Compact"/>
+            </w:pPr>
+            <w:r>
+              <w:rPr>
+                <w:rStyle w:val="VerbatimChar"/>
+              </w:rPr>
+              <w:t xml:space="preserve">https://word.sfcenter.co.kr/word-sense.html?trial=1&amp;level=middle</w:t>
+            </w:r>
+          </w:p>
+        </w:tc>
+      </w:tr>
+    </w:tbl>
+    <w:p>
+      <w:pPr>
+        <w:pStyle w:val="Compact"/>
+        <w:numPr>
+          <w:ilvl w:val="0"/>
+          <w:numId w:val="1013"/>
+        </w:numPr>
+      </w:pPr>
+      <w:r>
+        <w:t xml:space="preserve">버튼을 누르면 위 주소를</w:t>
+      </w:r>
+      <w:r>
+        <w:t xml:space="preserve"> </w:t>
+      </w:r>
+      <w:r>
+        <w:rPr>
+          <w:b/>
+          <w:bCs/>
+        </w:rPr>
+        <w:t xml:space="preserve">새 창(또는 새 탭)</w:t>
+      </w:r>
+      <w:r>
+        <w:t xml:space="preserve"> </w:t>
+      </w:r>
+      <w:r>
+        <w:t xml:space="preserve">으로 열어 주세요. 훈련 화면은 전체 화면에 맞춰 커지고 작아집니다.</w:t>
+      </w:r>
+    </w:p>
+    <w:p>
+      <w:pPr>
+        <w:pStyle w:val="Compact"/>
+        <w:numPr>
+          <w:ilvl w:val="0"/>
+          <w:numId w:val="1013"/>
+        </w:numPr>
+      </w:pPr>
+      <w:r>
+        <w:t xml:space="preserve">체험은 항상</w:t>
+      </w:r>
+      <w:r>
+        <w:t xml:space="preserve"> </w:t>
+      </w:r>
+      <w:r>
+        <w:rPr>
+          <w:b/>
+          <w:bCs/>
+        </w:rPr>
+        <w:t xml:space="preserve">생물 </w:t>
+      </w:r>
+      <w:r>
+        <w:rPr>
+          <w:rFonts w:hint="eastAsia"/>
+          <w:b/>
+          <w:bCs/>
+        </w:rPr>
+        <w:t xml:space="preserve">1회차(生</w:t>
+      </w:r>
+      <w:r>
+        <w:rPr>
+          <w:b/>
+          <w:bCs/>
+        </w:rPr>
+        <w:t xml:space="preserve"> 날 생)</w:t>
+      </w:r>
+      <w:r>
+        <w:t xml:space="preserve"> </w:t>
+      </w:r>
+      <w:r>
+        <w:t xml:space="preserve">로 열립니다(주소를 바꿔도 다른 회차는 열리지 않습니다).</w:t>
+      </w:r>
+    </w:p>
+    <w:p>
+      <w:pPr>
+        <w:pStyle w:val="Compact"/>
+        <w:numPr>
+          <w:ilvl w:val="0"/>
+          <w:numId w:val="1013"/>
+        </w:numPr>
+      </w:pPr>
+      <w:r>
+        <w:t xml:space="preserve">처음부터 끝까지(오늘의 한자 → 인출 → 확장 → 다시 인출 → 강화 → 결과) 그대로 해 볼 수 있습니다.</w:t>
+      </w:r>
+    </w:p>
+    <w:p>
+      <w:pPr>
+        <w:pStyle w:val="Heading2"/>
+      </w:pPr>
+      <w:bookmarkStart w:id="23" w:name="_db6d23baad7355b6e4699ac5cde03e7e4b0a60c"/>
+      <w:r>
+        <w:t xml:space="preserve">11. [센터관리 &gt; 전체훈련 체험] — 단계별 진입</w:t>
+      </w:r>
+      <w:bookmarkEnd w:id="23"/>
+    </w:p>
+    <w:p>
+      <w:pPr>
+        <w:pStyle w:val="FirstParagraph"/>
+      </w:pPr>
+      <w:r>
+        <w:t xml:space="preserve">위 주소 뒤에</w:t>
+      </w:r>
+      <w:r>
+        <w:t xml:space="preserve"> </w:t>
+      </w:r>
+      <w:r>
+        <w:rPr>
+          <w:rStyle w:val="VerbatimChar"/>
+          <w:b/>
+          <w:bCs/>
+        </w:rPr>
+        <w:t xml:space="preserve">&amp;stage=</w:t>
+      </w:r>
+      <w:r>
+        <w:t xml:space="preserve"> </w:t>
+      </w:r>
+      <w:r>
+        <w:t xml:space="preserve">만 붙여 주시면 됩니다.</w:t>
+      </w:r>
+    </w:p>
+    <w:tbl>
+      <w:tblPr>
+        <w:tblStyle w:val="Table"/>
+        <w:tblW w:type="pct" w:w="5000"/>
+        <w:tblLayout w:type="fixed"/>
+        <w:tblLook w:firstRow="1" w:lastRow="0" w:firstColumn="0" w:lastColumn="0" w:noHBand="0" w:noVBand="0" w:val="0020"/>
+      </w:tblPr>
+      <w:tblGrid>
+        <w:gridCol w:w="2640"/>
+        <w:gridCol w:w="2640"/>
+        <w:gridCol w:w="2640"/>
+      </w:tblGrid>
+      <w:tr>
+        <w:trPr>
+          <w:tblHeader w:val="on"/>
+        </w:trPr>
+        <w:tc>
+          <w:tcPr/>
+          <w:p>
+            <w:pPr>
+              <w:pStyle w:val="Compact"/>
+            </w:pPr>
+            <w:r>
+              <w:t xml:space="preserve">단계</w:t>
+            </w:r>
+          </w:p>
+        </w:tc>
+        <w:tc>
+          <w:tcPr/>
+          <w:p>
+            <w:pPr>
+              <w:pStyle w:val="Compact"/>
+            </w:pPr>
+            <w:r>
+              <w:t xml:space="preserve">붙일 값</w:t>
+            </w:r>
+          </w:p>
+        </w:tc>
+        <w:tc>
+          <w:tcPr/>
+          <w:p>
+            <w:pPr>
+              <w:pStyle w:val="Compact"/>
+            </w:pPr>
+            <w:r>
+              <w:t xml:space="preserve">동작</w:t>
+            </w:r>
+          </w:p>
+        </w:tc>
+      </w:tr>
+      <w:tr>
+        <w:tc>
+          <w:tcPr/>
+          <w:p>
+            <w:pPr>
+              <w:pStyle w:val="Compact"/>
+            </w:pPr>
+            <w:r>
+              <w:t xml:space="preserve">인출</w:t>
+            </w:r>
+          </w:p>
+        </w:tc>
+        <w:tc>
+          <w:tcPr/>
+          <w:p>
+            <w:pPr>
+              <w:pStyle w:val="Compact"/>
+            </w:pPr>
+            <w:r>
+              <w:rPr>
+                <w:rStyle w:val="VerbatimChar"/>
+              </w:rPr>
+              <w:t xml:space="preserve">&amp;stage=retrieve</w:t>
+            </w:r>
+          </w:p>
+        </w:tc>
+        <w:tc>
+          <w:tcPr/>
+          <w:p>
+            <w:pPr>
+              <w:pStyle w:val="Compact"/>
+            </w:pPr>
+            <w:r>
+              <w:t xml:space="preserve">오늘의 한자 →</w:t>
+            </w:r>
+            <w:r>
+              <w:t xml:space="preserve"> </w:t>
+            </w:r>
+            <w:r>
+              <w:rPr>
+                <w:b/>
+                <w:bCs/>
+              </w:rPr>
+              <w:t xml:space="preserve">인출</w:t>
+            </w:r>
+            <w:r>
+              <w:t xml:space="preserve"> </w:t>
+            </w:r>
+            <w:r>
+              <w:t xml:space="preserve">→ 결과</w:t>
+            </w:r>
+          </w:p>
+        </w:tc>
+      </w:tr>
+      <w:tr>
+        <w:tc>
+          <w:tcPr/>
+          <w:p>
+            <w:pPr>
+              <w:pStyle w:val="Compact"/>
+            </w:pPr>
+            <w:r>
+              <w:t xml:space="preserve">확장</w:t>
+            </w:r>
+          </w:p>
+        </w:tc>
+        <w:tc>
+          <w:tcPr/>
+          <w:p>
+            <w:pPr>
+              <w:pStyle w:val="Compact"/>
+            </w:pPr>
+            <w:r>
+              <w:rPr>
+                <w:rStyle w:val="VerbatimChar"/>
+              </w:rPr>
+              <w:t xml:space="preserve">&amp;stage=expand</w:t>
+            </w:r>
+          </w:p>
+        </w:tc>
+        <w:tc>
+          <w:tcPr/>
+          <w:p>
+            <w:pPr>
+              <w:pStyle w:val="Compact"/>
+            </w:pPr>
+            <w:r>
+              <w:t xml:space="preserve">오늘의 한자 →</w:t>
+            </w:r>
+            <w:r>
+              <w:t xml:space="preserve"> </w:t>
+            </w:r>
+            <w:r>
+              <w:rPr>
+                <w:b/>
+                <w:bCs/>
+              </w:rPr>
+              <w:t xml:space="preserve">확장</w:t>
+            </w:r>
+            <w:r>
+              <w:t xml:space="preserve"> </w:t>
+            </w:r>
+            <w:r>
+              <w:t xml:space="preserve">→ 결과</w:t>
+            </w:r>
+          </w:p>
+        </w:tc>
+      </w:tr>
+      <w:tr>
+        <w:tc>
+          <w:tcPr/>
+          <w:p>
+            <w:pPr>
+              <w:pStyle w:val="Compact"/>
+            </w:pPr>
+            <w:r>
+              <w:t xml:space="preserve">강화</w:t>
+            </w:r>
+          </w:p>
+        </w:tc>
+        <w:tc>
+          <w:tcPr/>
+          <w:p>
+            <w:pPr>
+              <w:pStyle w:val="Compact"/>
+            </w:pPr>
+            <w:r>
+              <w:rPr>
+                <w:rStyle w:val="VerbatimChar"/>
+              </w:rPr>
+              <w:t xml:space="preserve">&amp;stage=reinforce</w:t>
+            </w:r>
+          </w:p>
+        </w:tc>
+        <w:tc>
+          <w:tcPr/>
+          <w:p>
+            <w:pPr>
+              <w:pStyle w:val="Compact"/>
+            </w:pPr>
+            <w:r>
+              <w:t xml:space="preserve">오늘의 한자 →</w:t>
+            </w:r>
+            <w:r>
+              <w:t xml:space="preserve"> </w:t>
+            </w:r>
+            <w:r>
+              <w:rPr>
+                <w:b/>
+                <w:bCs/>
+              </w:rPr>
+              <w:t xml:space="preserve">강화</w:t>
+            </w:r>
+            <w:r>
+              <w:t xml:space="preserve">(예시 어휘 10개) → 결과</w:t>
+            </w:r>
+          </w:p>
+        </w:tc>
+      </w:tr>
+    </w:tbl>
+    <w:p>
+      <w:pPr>
+        <w:pStyle w:val="FirstParagraph"/>
+      </w:pPr>
+      <w:r>
+        <w:t xml:space="preserve">예) 초등 강화 체험 →</w:t>
+      </w:r>
+      <w:r>
+        <w:t xml:space="preserve"> </w:t>
+      </w:r>
+      <w:r>
+        <w:rPr>
+          <w:rStyle w:val="VerbatimChar"/>
+        </w:rPr>
+        <w:t xml:space="preserve">https://word.sfcenter.co.kr/word-sense.html?trial=1&amp;level=elementary&amp;stage=reinforce</w:t>
+      </w:r>
+    </w:p>
+    <w:p>
+      <w:pPr>
+        <w:pStyle w:val="Compact"/>
+        <w:numPr>
+          <w:ilvl w:val="0"/>
+          <w:numId w:val="1014"/>
+        </w:numPr>
+      </w:pPr>
+      <w:r>
+        <w:rPr>
+          <w:rStyle w:val="VerbatimChar"/>
+        </w:rPr>
+        <w:t xml:space="preserve">level</w:t>
+      </w:r>
+      <w:r>
+        <w:t xml:space="preserve"> </w:t>
+      </w:r>
+      <w:r>
+        <w:t xml:space="preserve">은</w:t>
+      </w:r>
+      <w:r>
+        <w:t xml:space="preserve"> </w:t>
+      </w:r>
+      <w:r>
+        <w:rPr>
+          <w:rStyle w:val="VerbatimChar"/>
+        </w:rPr>
+        <w:t xml:space="preserve">elementary</w:t>
+      </w:r>
+      <w:r>
+        <w:t xml:space="preserve">(초등) /</w:t>
+      </w:r>
+      <w:r>
+        <w:t xml:space="preserve"> </w:t>
+      </w:r>
+      <w:r>
+        <w:rPr>
+          <w:rStyle w:val="VerbatimChar"/>
+        </w:rPr>
+        <w:t xml:space="preserve">middle</w:t>
+      </w:r>
+      <w:r>
+        <w:t xml:space="preserve">(중등), 없으면 초등입니다.</w:t>
+      </w:r>
+    </w:p>
+    <w:p>
+      <w:pPr>
+        <w:pStyle w:val="Compact"/>
+        <w:numPr>
+          <w:ilvl w:val="0"/>
+          <w:numId w:val="1014"/>
+        </w:numPr>
+      </w:pPr>
+      <w:r>
+        <w:t xml:space="preserve">테스트 서버는 주소 앞부분만</w:t>
+      </w:r>
+      <w:r>
+        <w:t xml:space="preserve"> </w:t>
+      </w:r>
+      <w:r>
+        <w:rPr>
+          <w:rStyle w:val="VerbatimChar"/>
+        </w:rPr>
+        <w:t xml:space="preserve">https://word.sfos.kr/</w:t>
+      </w:r>
+      <w:r>
+        <w:t xml:space="preserve"> </w:t>
+      </w:r>
+      <w:r>
+        <w:t xml:space="preserve">로 바꾸시면 됩니다.</w:t>
+      </w:r>
+    </w:p>
+    <w:p>
+      <w:pPr>
+        <w:pStyle w:val="Heading2"/>
+      </w:pPr>
+      <w:bookmarkStart w:id="24" w:name="_d653d3d69d4af3bc392e3bbfac2e37ba6a868db"/>
+      <w:r>
+        <w:t xml:space="preserve">12. 확인 부탁드릴 것 (C)</w:t>
+      </w:r>
+      <w:bookmarkEnd w:id="24"/>
+    </w:p>
+    <w:p>
+      <w:pPr>
+        <w:pStyle w:val="Compact"/>
+        <w:numPr>
+          <w:ilvl w:val="0"/>
+          <w:numId w:val="1015"/>
+        </w:numPr>
+      </w:pPr>
+      <w:r>
+        <w:t xml:space="preserve">새 창 / 새 탭 중 어느 쪽으로 여실지</w:t>
+      </w:r>
+    </w:p>
+    <w:p>
+      <w:pPr>
+        <w:pStyle w:val="Compact"/>
+        <w:numPr>
+          <w:ilvl w:val="0"/>
+          <w:numId w:val="1015"/>
+        </w:numPr>
+      </w:pPr>
+      <w:r>
+        <w:t xml:space="preserve">단계별 체험 버튼 3개(인출·확장·강화)를 초등·중등 각각 두실지</w:t>
       </w:r>
     </w:p>
     <w:p>
@@ -2913,6 +3530,42 @@
     <w:abstractNumId w:val="991"/>
   </w:num>
   <w:num w:numId="1012">
+    <w:abstractNumId w:val="99411"/>
+    <w:lvlOverride w:ilvl="0">
+      <w:startOverride w:val="1"/>
+    </w:lvlOverride>
+    <w:lvlOverride w:ilvl="1">
+      <w:startOverride w:val="1"/>
+    </w:lvlOverride>
+    <w:lvlOverride w:ilvl="2">
+      <w:startOverride w:val="1"/>
+    </w:lvlOverride>
+    <w:lvlOverride w:ilvl="3">
+      <w:startOverride w:val="1"/>
+    </w:lvlOverride>
+    <w:lvlOverride w:ilvl="4">
+      <w:startOverride w:val="1"/>
+    </w:lvlOverride>
+    <w:lvlOverride w:ilvl="5">
+      <w:startOverride w:val="1"/>
+    </w:lvlOverride>
+    <w:lvlOverride w:ilvl="6">
+      <w:startOverride w:val="1"/>
+    </w:lvlOverride>
+    <w:lvlOverride w:ilvl="7">
+      <w:startOverride w:val="1"/>
+    </w:lvlOverride>
+    <w:lvlOverride w:ilvl="8">
+      <w:startOverride w:val="1"/>
+    </w:lvlOverride>
+  </w:num>
+  <w:num w:numId="1013">
+    <w:abstractNumId w:val="991"/>
+  </w:num>
+  <w:num w:numId="1014">
+    <w:abstractNumId w:val="991"/>
+  </w:num>
+  <w:num w:numId="1015">
     <w:abstractNumId w:val="99411"/>
     <w:lvlOverride w:ilvl="0">
       <w:startOverride w:val="1"/>

--- a/docs/개발팀_요청_홈페이지랭킹_20261018.docx
+++ b/docs/개발팀_요청_홈페이지랭킹_20261018.docx
@@ -2746,7 +2746,7 @@
         </w:numPr>
       </w:pPr>
       <w:r>
-        <w:t xml:space="preserve">체험은 항상</w:t>
+        <w:t xml:space="preserve">체험 회차는 고정입니다 —</w:t>
       </w:r>
       <w:r>
         <w:t xml:space="preserve"> </w:t>
@@ -2756,7 +2756,7 @@
           <w:b/>
           <w:bCs/>
         </w:rPr>
-        <w:t xml:space="preserve">생물 </w:t>
+        <w:t xml:space="preserve">초등: 생물 </w:t>
       </w:r>
       <w:r>
         <w:rPr>
@@ -2777,7 +2777,38 @@
         <w:t xml:space="preserve"> </w:t>
       </w:r>
       <w:r>
-        <w:t xml:space="preserve">로 열립니다(주소를 바꿔도 다른 회차는 열리지 않습니다).</w:t>
+        <w:t xml:space="preserve">/</w:t>
+      </w:r>
+      <w:r>
+        <w:t xml:space="preserve"> </w:t>
+      </w:r>
+      <w:r>
+        <w:rPr>
+          <w:b/>
+          <w:bCs/>
+        </w:rPr>
+        <w:t xml:space="preserve">중등: 생물 </w:t>
+      </w:r>
+      <w:r>
+        <w:rPr>
+          <w:rFonts w:hint="eastAsia"/>
+          <w:b/>
+          <w:bCs/>
+        </w:rPr>
+        <w:t xml:space="preserve">16회차(新</w:t>
+      </w:r>
+      <w:r>
+        <w:rPr>
+          <w:b/>
+          <w:bCs/>
+        </w:rPr>
+        <w:t xml:space="preserve"> 새로울 신)</w:t>
+      </w:r>
+      <w:r>
+        <w:t xml:space="preserve"> </w:t>
+      </w:r>
+      <w:r>
+        <w:t xml:space="preserve">(주소를 바꿔도 다른 회차는 열리지 않습니다).</w:t>
       </w:r>
     </w:p>
     <w:p>
